--- a/動作提示.docx
+++ b/動作提示.docx
@@ -97,7 +97,55 @@
                 <w:kern w:val="0"/>
                 <w14:ligatures w14:val="none"/>
               </w:rPr>
-              <w:t>(面向)</w:t>
+              <w:t>甲</w:t>
+            </w:r>
+            <w:r>
+              <w:rPr>
+                <w:rFonts w:ascii="新細明體" w:eastAsia="新細明體" w:hAnsi="新細明體" w:cs="新細明體" w:hint="eastAsia"/>
+                <w:kern w:val="0"/>
+                <w14:ligatures w14:val="none"/>
+              </w:rPr>
+              <w:t>舞台，</w:t>
+            </w:r>
+            <w:r>
+              <w:rPr>
+                <w:rFonts w:ascii="新細明體" w:eastAsia="新細明體" w:hAnsi="新細明體" w:cs="新細明體"/>
+                <w:kern w:val="0"/>
+                <w14:ligatures w14:val="none"/>
+              </w:rPr>
+              <w:t>45</w:t>
+            </w:r>
+            <w:r>
+              <w:rPr>
+                <w:rFonts w:ascii="新細明體" w:eastAsia="新細明體" w:hAnsi="新細明體" w:cs="新細明體" w:hint="eastAsia"/>
+                <w:kern w:val="0"/>
+                <w14:ligatures w14:val="none"/>
+              </w:rPr>
+              <w:t>度</w:t>
+            </w:r>
+            <w:r>
+              <w:rPr>
+                <w:rFonts w:ascii="新細明體" w:eastAsia="新細明體" w:hAnsi="新細明體" w:cs="新細明體" w:hint="eastAsia"/>
+                <w:kern w:val="0"/>
+                <w14:ligatures w14:val="none"/>
+              </w:rPr>
+              <w:t>，</w:t>
+            </w:r>
+            <w:r>
+              <w:rPr>
+                <w:rFonts w:ascii="新細明體" w:eastAsia="新細明體" w:hAnsi="新細明體" w:cs="新細明體" w:hint="eastAsia"/>
+                <w:kern w:val="0"/>
+                <w14:ligatures w14:val="none"/>
+              </w:rPr>
+              <w:t>序</w:t>
+            </w:r>
+            <w:r>
+              <w:rPr>
+                <w:rFonts w:ascii="新細明體" w:eastAsia="新細明體" w:hAnsi="新細明體" w:cs="新細明體"/>
+                <w:kern w:val="0"/>
+                <w14:ligatures w14:val="none"/>
+              </w:rPr>
+              <w:t>無量量法門...請佛轉法輪</w:t>
             </w:r>
           </w:p>
           <w:p>
@@ -123,7 +171,15 @@
                 <w:kern w:val="0"/>
                 <w14:ligatures w14:val="none"/>
               </w:rPr>
-              <w:t>舞台，</w:t>
+              <w:t>舞台</w:t>
+            </w:r>
+            <w:r>
+              <w:rPr>
+                <w:rFonts w:ascii="新細明體" w:eastAsia="新細明體" w:hAnsi="新細明體" w:cs="新細明體" w:hint="eastAsia"/>
+                <w:kern w:val="0"/>
+                <w14:ligatures w14:val="none"/>
+              </w:rPr>
+              <w:t>，</w:t>
             </w:r>
             <w:r>
               <w:rPr>
@@ -139,15 +195,15 @@
                 <w:kern w:val="0"/>
                 <w14:ligatures w14:val="none"/>
               </w:rPr>
-              <w:t>度</w:t>
-            </w:r>
-            <w:r>
-              <w:rPr>
-                <w:rFonts w:ascii="新細明體" w:eastAsia="新細明體" w:hAnsi="新細明體" w:cs="新細明體"/>
-                <w:kern w:val="0"/>
-                <w14:ligatures w14:val="none"/>
-              </w:rPr>
-              <w:t>序無量量法門...請佛轉法輪</w:t>
+              <w:t>度，</w:t>
+            </w:r>
+            <w:r>
+              <w:rPr>
+                <w:rFonts w:ascii="新細明體" w:eastAsia="新細明體" w:hAnsi="新細明體" w:cs="新細明體"/>
+                <w:kern w:val="0"/>
+                <w14:ligatures w14:val="none"/>
+              </w:rPr>
+              <w:t>生:恭喜...前來禮</w:t>
             </w:r>
           </w:p>
           <w:p>
@@ -165,7 +221,7 @@
                 <w:kern w:val="0"/>
                 <w14:ligatures w14:val="none"/>
               </w:rPr>
-              <w:t>甲</w:t>
+              <w:t>乙</w:t>
             </w:r>
             <w:r>
               <w:rPr>
@@ -189,23 +245,7 @@
                 <w:kern w:val="0"/>
                 <w14:ligatures w14:val="none"/>
               </w:rPr>
-              <w:t>45</w:t>
-            </w:r>
-            <w:r>
-              <w:rPr>
-                <w:rFonts w:ascii="新細明體" w:eastAsia="新細明體" w:hAnsi="新細明體" w:cs="新細明體" w:hint="eastAsia"/>
-                <w:kern w:val="0"/>
-                <w14:ligatures w14:val="none"/>
-              </w:rPr>
-              <w:t>度，</w:t>
-            </w:r>
-            <w:r>
-              <w:rPr>
-                <w:rFonts w:ascii="新細明體" w:eastAsia="新細明體" w:hAnsi="新細明體" w:cs="新細明體"/>
-                <w:kern w:val="0"/>
-                <w14:ligatures w14:val="none"/>
-              </w:rPr>
-              <w:t>生:恭喜...前來禮</w:t>
+              <w:t>老:流逝光陰老去的苦悶分秒磋跎的警鐘</w:t>
             </w:r>
           </w:p>
           <w:p>
@@ -247,7 +287,7 @@
                 <w:kern w:val="0"/>
                 <w14:ligatures w14:val="none"/>
               </w:rPr>
-              <w:t>老:流逝光陰老去的苦悶分秒磋跎的警鐘</w:t>
+              <w:t>病:病症摧殘惡道苦報患病...無常...兇險</w:t>
             </w:r>
           </w:p>
           <w:p>
@@ -289,16 +329,14 @@
                 <w:kern w:val="0"/>
                 <w14:ligatures w14:val="none"/>
               </w:rPr>
-              <w:t>病:病症摧殘惡道苦報患病...無常...兇險</w:t>
+              <w:t>死:人生苦短..死亡的苦 醒思生命的意涵</w:t>
             </w:r>
           </w:p>
           <w:p>
             <w:pPr>
               <w:widowControl/>
               <w:rPr>
-                <w:rFonts w:ascii="新細明體" w:eastAsia="新細明體" w:hAnsi="新細明體" w:cs="新細明體"/>
-                <w:kern w:val="0"/>
-                <w14:ligatures w14:val="none"/>
+                <w:rFonts w:hint="eastAsia"/>
               </w:rPr>
             </w:pPr>
             <w:r>
@@ -331,57 +369,8 @@
                 <w:kern w:val="0"/>
                 <w14:ligatures w14:val="none"/>
               </w:rPr>
-              <w:t>死:人生苦短..死亡的苦 醒思生命的意涵</w:t>
-            </w:r>
-          </w:p>
-          <w:p>
-            <w:pPr>
-              <w:widowControl/>
-              <w:rPr>
-                <w:rFonts w:ascii="新細明體" w:eastAsia="新細明體" w:hAnsi="新細明體" w:cs="新細明體"/>
-                <w:kern w:val="0"/>
-                <w14:ligatures w14:val="none"/>
-              </w:rPr>
-            </w:pPr>
-            <w:r>
-              <w:rPr>
-                <w:rFonts w:ascii="新細明體" w:eastAsia="新細明體" w:hAnsi="新細明體" w:cs="新細明體"/>
-                <w:kern w:val="0"/>
-                <w14:ligatures w14:val="none"/>
-              </w:rPr>
-              <w:t>乙</w:t>
-            </w:r>
-            <w:r>
-              <w:rPr>
-                <w:rFonts w:ascii="新細明體" w:eastAsia="新細明體" w:hAnsi="新細明體" w:cs="新細明體" w:hint="eastAsia"/>
-                <w:kern w:val="0"/>
-                <w14:ligatures w14:val="none"/>
-              </w:rPr>
-              <w:t>舞台</w:t>
-            </w:r>
-            <w:r>
-              <w:rPr>
-                <w:rFonts w:ascii="新細明體" w:eastAsia="新細明體" w:hAnsi="新細明體" w:cs="新細明體" w:hint="eastAsia"/>
-                <w:kern w:val="0"/>
-                <w14:ligatures w14:val="none"/>
-              </w:rPr>
-              <w:t>，</w:t>
-            </w:r>
-            <w:r>
-              <w:rPr>
-                <w:rFonts w:ascii="新細明體" w:eastAsia="新細明體" w:hAnsi="新細明體" w:cs="新細明體"/>
-                <w:kern w:val="0"/>
-                <w14:ligatures w14:val="none"/>
-              </w:rPr>
               <w:t>甲六度:開示...</w:t>
             </w:r>
-          </w:p>
-          <w:p>
-            <w:pPr>
-              <w:rPr>
-                <w:rFonts w:hint="eastAsia"/>
-              </w:rPr>
-            </w:pPr>
           </w:p>
         </w:tc>
       </w:tr>
@@ -432,24 +421,6 @@
                 <w:kern w:val="0"/>
                 <w14:ligatures w14:val="none"/>
               </w:rPr>
-              <w:t>（面向）</w:t>
-            </w:r>
-          </w:p>
-          <w:p>
-            <w:pPr>
-              <w:widowControl/>
-              <w:rPr>
-                <w:rFonts w:ascii="新細明體" w:eastAsia="新細明體" w:hAnsi="新細明體" w:cs="新細明體"/>
-                <w:kern w:val="0"/>
-                <w14:ligatures w14:val="none"/>
-              </w:rPr>
-            </w:pPr>
-            <w:r>
-              <w:rPr>
-                <w:rFonts w:ascii="新細明體" w:eastAsia="新細明體" w:hAnsi="新細明體" w:cs="新細明體" w:hint="eastAsia"/>
-                <w:kern w:val="0"/>
-                <w14:ligatures w14:val="none"/>
-              </w:rPr>
               <w:t>乙舞台，</w:t>
             </w:r>
             <w:r>
@@ -572,24 +543,6 @@
             <w:pPr>
               <w:widowControl/>
               <w:rPr>
-                <w:rFonts w:ascii="新細明體" w:eastAsia="新細明體" w:hAnsi="新細明體" w:cs="新細明體"/>
-                <w:kern w:val="0"/>
-                <w14:ligatures w14:val="none"/>
-              </w:rPr>
-            </w:pPr>
-            <w:r>
-              <w:rPr>
-                <w:rFonts w:ascii="新細明體" w:eastAsia="新細明體" w:hAnsi="新細明體" w:cs="新細明體" w:hint="eastAsia"/>
-                <w:kern w:val="0"/>
-                <w14:ligatures w14:val="none"/>
-              </w:rPr>
-              <w:t>（面向）</w:t>
-            </w:r>
-          </w:p>
-          <w:p>
-            <w:pPr>
-              <w:widowControl/>
-              <w:rPr>
                 <w:rFonts w:hint="eastAsia"/>
               </w:rPr>
             </w:pPr>
@@ -663,24 +616,6 @@
             </w:pPr>
             <w:r>
               <w:rPr>
-                <w:rFonts w:ascii="新細明體" w:eastAsia="新細明體" w:hAnsi="新細明體" w:cs="新細明體" w:hint="eastAsia"/>
-                <w:kern w:val="0"/>
-                <w14:ligatures w14:val="none"/>
-              </w:rPr>
-              <w:t>（面向）</w:t>
-            </w:r>
-          </w:p>
-          <w:p>
-            <w:pPr>
-              <w:widowControl/>
-              <w:rPr>
-                <w:rFonts w:ascii="新細明體" w:eastAsia="新細明體" w:hAnsi="新細明體" w:cs="新細明體"/>
-                <w:kern w:val="0"/>
-                <w14:ligatures w14:val="none"/>
-              </w:rPr>
-            </w:pPr>
-            <w:r>
-              <w:rPr>
                 <w:rFonts w:ascii="新細明體" w:eastAsia="新細明體" w:hAnsi="新細明體" w:cs="新細明體"/>
                 <w:kern w:val="0"/>
                 <w14:ligatures w14:val="none"/>
@@ -845,24 +780,6 @@
           <w:tcPr>
             <w:tcW w:w="6174" w:type="dxa"/>
           </w:tcPr>
-          <w:p>
-            <w:pPr>
-              <w:widowControl/>
-              <w:rPr>
-                <w:rFonts w:ascii="新細明體" w:eastAsia="新細明體" w:hAnsi="新細明體" w:cs="新細明體"/>
-                <w:kern w:val="0"/>
-                <w14:ligatures w14:val="none"/>
-              </w:rPr>
-            </w:pPr>
-            <w:r>
-              <w:rPr>
-                <w:rFonts w:ascii="新細明體" w:eastAsia="新細明體" w:hAnsi="新細明體" w:cs="新細明體" w:hint="eastAsia"/>
-                <w:kern w:val="0"/>
-                <w14:ligatures w14:val="none"/>
-              </w:rPr>
-              <w:t>（面向）</w:t>
-            </w:r>
-          </w:p>
           <w:p>
             <w:pPr>
               <w:widowControl/>

--- a/動作提示.docx
+++ b/動作提示.docx
@@ -9,20 +9,15 @@
         <w:tblLook w:val="04A0" w:firstRow="1" w:lastRow="0" w:firstColumn="1" w:lastColumn="0" w:noHBand="0" w:noVBand="1"/>
       </w:tblPr>
       <w:tblGrid>
-        <w:gridCol w:w="2122"/>
-        <w:gridCol w:w="6174"/>
+        <w:gridCol w:w="1033"/>
+        <w:gridCol w:w="7263"/>
       </w:tblGrid>
       <w:tr>
         <w:tc>
           <w:tcPr>
-            <w:tcW w:w="2122" w:type="dxa"/>
+            <w:tcW w:w="1079" w:type="dxa"/>
           </w:tcPr>
           <w:p>
-            <w:pPr>
-              <w:rPr>
-                <w:rFonts w:hint="eastAsia"/>
-              </w:rPr>
-            </w:pPr>
             <w:r>
               <w:rPr>
                 <w:rFonts w:hint="eastAsia"/>
@@ -33,19 +28,2343 @@
         </w:tc>
         <w:tc>
           <w:tcPr>
-            <w:tcW w:w="6174" w:type="dxa"/>
+            <w:tcW w:w="7217" w:type="dxa"/>
           </w:tcPr>
           <w:p>
-            <w:pPr>
+            <w:r>
               <w:rPr>
                 <w:rFonts w:hint="eastAsia"/>
               </w:rPr>
-            </w:pPr>
+              <w:t>動作提示</w:t>
+            </w:r>
+          </w:p>
+        </w:tc>
+      </w:tr>
+      <w:tr>
+        <w:trPr>
+          <w:trHeight w:val="77"/>
+        </w:trPr>
+        <w:tc>
+          <w:tcPr>
+            <w:tcW w:w="1079" w:type="dxa"/>
+            <w:vMerge w:val="restart"/>
+            <w:vAlign w:val="center"/>
+          </w:tcPr>
+          <w:p>
             <w:r>
               <w:rPr>
                 <w:rFonts w:hint="eastAsia"/>
-              </w:rPr>
-              <w:t>動作提示</w:t>
+                <w:color w:val="000000"/>
+              </w:rPr>
+              <w:t>01</w:t>
+            </w:r>
+            <w:r>
+              <w:rPr>
+                <w:rFonts w:hint="eastAsia"/>
+                <w:color w:val="000000"/>
+              </w:rPr>
+              <w:t>圓形</w:t>
+            </w:r>
+          </w:p>
+        </w:tc>
+        <w:tc>
+          <w:tcPr>
+            <w:tcW w:w="7217" w:type="dxa"/>
+          </w:tcPr>
+          <w:p>
+            <w:pPr>
+              <w:rPr>
+                <w:rFonts w:ascii="標楷體" w:eastAsia="標楷體" w:hAnsi="標楷體"/>
+                <w:color w:val="EE0000"/>
+              </w:rPr>
+            </w:pPr>
+            <w:r>
+              <w:rPr>
+                <w:rFonts w:ascii="標楷體" w:eastAsia="標楷體" w:hAnsi="標楷體" w:hint="eastAsia"/>
+                <w:color w:val="EE0000"/>
+              </w:rPr>
+              <w:t>1.序</w:t>
+            </w:r>
+            <w:r>
+              <w:rPr>
+                <w:rFonts w:ascii="標楷體" w:eastAsia="標楷體" w:hAnsi="標楷體" w:hint="eastAsia"/>
+                <w:color w:val="EE0000"/>
+              </w:rPr>
+              <w:t>，</w:t>
+            </w:r>
+            <w:r>
+              <w:rPr>
+                <w:rFonts w:ascii="標楷體" w:eastAsia="標楷體" w:hAnsi="標楷體" w:hint="eastAsia"/>
+                <w:color w:val="EE0000"/>
+              </w:rPr>
+              <w:t>甲45度</w:t>
+            </w:r>
+            <w:r>
+              <w:rPr>
+                <w:rFonts w:ascii="Calibri" w:eastAsia="標楷體" w:hAnsi="Calibri" w:cs="Calibri"/>
+                <w:color w:val="EE0000"/>
+              </w:rPr>
+              <w:t>→</w:t>
+            </w:r>
+            <w:r>
+              <w:rPr>
+                <w:rFonts w:ascii="標楷體" w:eastAsia="標楷體" w:hAnsi="標楷體" w:hint="eastAsia"/>
+                <w:color w:val="EE0000"/>
+              </w:rPr>
+              <w:t>乙</w:t>
+            </w:r>
+          </w:p>
+          <w:p>
+            <w:pPr>
+              <w:rPr>
+                <w:rFonts w:ascii="標楷體" w:eastAsia="標楷體" w:hAnsi="標楷體"/>
+              </w:rPr>
+            </w:pPr>
+            <w:r>
+              <w:rPr>
+                <w:rFonts w:ascii="標楷體" w:eastAsia="標楷體" w:hAnsi="標楷體"/>
+                <w:noProof/>
+              </w:rPr>
+              <w:drawing>
+                <wp:inline distT="0" distB="0" distL="0" distR="0" wp14:anchorId="6E784F7A" wp14:editId="0E1B42A1">
+                  <wp:extent cx="3928110" cy="2204875"/>
+                  <wp:effectExtent l="0" t="0" r="0" b="5080"/>
+                  <wp:docPr id="244121652" name="圖片 3"/>
+                  <wp:cNvGraphicFramePr>
+                    <a:graphicFrameLocks xmlns:a="http://schemas.openxmlformats.org/drawingml/2006/main" noChangeAspect="1"/>
+                  </wp:cNvGraphicFramePr>
+                  <a:graphic xmlns:a="http://schemas.openxmlformats.org/drawingml/2006/main">
+                    <a:graphicData uri="http://schemas.openxmlformats.org/drawingml/2006/picture">
+                      <pic:pic xmlns:pic="http://schemas.openxmlformats.org/drawingml/2006/picture">
+                        <pic:nvPicPr>
+                          <pic:cNvPr id="0" name="Picture 4"/>
+                          <pic:cNvPicPr>
+                            <a:picLocks noChangeAspect="1" noChangeArrowheads="1"/>
+                          </pic:cNvPicPr>
+                        </pic:nvPicPr>
+                        <pic:blipFill>
+                          <a:blip r:embed="rId4" cstate="print">
+                            <a:extLst>
+                              <a:ext uri="{28A0092B-C50C-407E-A947-70E740481C1C}">
+                                <a14:useLocalDpi xmlns:a14="http://schemas.microsoft.com/office/drawing/2010/main" val="0"/>
+                              </a:ext>
+                            </a:extLst>
+                          </a:blip>
+                          <a:srcRect/>
+                          <a:stretch>
+                            <a:fillRect/>
+                          </a:stretch>
+                        </pic:blipFill>
+                        <pic:spPr bwMode="auto">
+                          <a:xfrm>
+                            <a:off x="0" y="0"/>
+                            <a:ext cx="4033331" cy="2263936"/>
+                          </a:xfrm>
+                          <a:prstGeom prst="rect">
+                            <a:avLst/>
+                          </a:prstGeom>
+                          <a:noFill/>
+                        </pic:spPr>
+                      </pic:pic>
+                    </a:graphicData>
+                  </a:graphic>
+                </wp:inline>
+              </w:drawing>
+            </w:r>
+            <w:r>
+              <w:rPr>
+                <w:rFonts w:ascii="標楷體" w:eastAsia="標楷體" w:hAnsi="標楷體" w:hint="eastAsia"/>
+              </w:rPr>
+              <w:t>第</w:t>
+            </w:r>
+          </w:p>
+          <w:p>
+            <w:pPr>
+              <w:rPr>
+                <w:rFonts w:ascii="標楷體" w:eastAsia="標楷體" w:hAnsi="標楷體"/>
+              </w:rPr>
+            </w:pPr>
+            <w:r>
+              <w:rPr>
+                <w:rFonts w:ascii="標楷體" w:eastAsia="標楷體" w:hAnsi="標楷體" w:hint="eastAsia"/>
+              </w:rPr>
+              <w:t>一</w:t>
+            </w:r>
+            <w:r>
+              <w:rPr>
+                <w:rFonts w:ascii="標楷體" w:eastAsia="標楷體" w:hAnsi="標楷體" w:hint="eastAsia"/>
+              </w:rPr>
+              <w:t>波</w:t>
+            </w:r>
+            <w:r>
+              <w:rPr>
+                <w:rFonts w:ascii="標楷體" w:eastAsia="標楷體" w:hAnsi="標楷體" w:hint="eastAsia"/>
+              </w:rPr>
+              <w:t>-</w:t>
+            </w:r>
+            <w:r>
+              <w:rPr>
+                <w:rFonts w:ascii="標楷體" w:eastAsia="標楷體" w:hAnsi="標楷體" w:hint="eastAsia"/>
+              </w:rPr>
+              <w:t>靜寂清澄志玄虛漠</w:t>
+            </w:r>
+          </w:p>
+          <w:p>
+            <w:pPr>
+              <w:rPr>
+                <w:rFonts w:ascii="標楷體" w:eastAsia="標楷體" w:hAnsi="標楷體"/>
+              </w:rPr>
+            </w:pPr>
+            <w:r>
+              <w:rPr>
+                <w:rFonts w:ascii="標楷體" w:eastAsia="標楷體" w:hAnsi="標楷體" w:hint="eastAsia"/>
+                <w:color w:val="FF0000"/>
+              </w:rPr>
+              <w:t>第二波</w:t>
+            </w:r>
+            <w:r>
+              <w:rPr>
+                <w:rFonts w:ascii="標楷體" w:eastAsia="標楷體" w:hAnsi="標楷體" w:hint="eastAsia"/>
+                <w:color w:val="FF0000"/>
+              </w:rPr>
+              <w:t>-</w:t>
+            </w:r>
+            <w:r>
+              <w:rPr>
+                <w:rFonts w:ascii="標楷體" w:eastAsia="標楷體" w:hAnsi="標楷體" w:hint="eastAsia"/>
+                <w:color w:val="FF0000"/>
+              </w:rPr>
+              <w:t>守之不動</w:t>
+            </w:r>
+            <w:r>
+              <w:rPr>
+                <w:rFonts w:ascii="標楷體" w:eastAsia="標楷體" w:hAnsi="標楷體" w:hint="eastAsia"/>
+              </w:rPr>
+              <w:t>億百千劫</w:t>
+            </w:r>
+          </w:p>
+          <w:p>
+            <w:pPr>
+              <w:rPr>
+                <w:rFonts w:ascii="標楷體" w:eastAsia="標楷體" w:hAnsi="標楷體"/>
+              </w:rPr>
+            </w:pPr>
+            <w:r>
+              <w:rPr>
+                <w:rFonts w:ascii="標楷體" w:eastAsia="標楷體" w:hAnsi="標楷體" w:hint="eastAsia"/>
+                <w:color w:val="000000" w:themeColor="text1"/>
+              </w:rPr>
+              <w:t>第</w:t>
+            </w:r>
+            <w:r>
+              <w:rPr>
+                <w:rFonts w:ascii="標楷體" w:eastAsia="標楷體" w:hAnsi="標楷體" w:hint="eastAsia"/>
+                <w:color w:val="000000" w:themeColor="text1"/>
+              </w:rPr>
+              <w:t>三</w:t>
+            </w:r>
+            <w:r>
+              <w:rPr>
+                <w:rFonts w:ascii="標楷體" w:eastAsia="標楷體" w:hAnsi="標楷體" w:hint="eastAsia"/>
+                <w:color w:val="000000" w:themeColor="text1"/>
+              </w:rPr>
+              <w:t>波</w:t>
+            </w:r>
+            <w:r>
+              <w:rPr>
+                <w:rFonts w:ascii="標楷體" w:eastAsia="標楷體" w:hAnsi="標楷體" w:hint="eastAsia"/>
+                <w:color w:val="000000" w:themeColor="text1"/>
+              </w:rPr>
+              <w:t>-</w:t>
+            </w:r>
+            <w:r>
+              <w:rPr>
+                <w:rFonts w:ascii="標楷體" w:eastAsia="標楷體" w:hAnsi="標楷體" w:hint="eastAsia"/>
+                <w:color w:val="000000" w:themeColor="text1"/>
+              </w:rPr>
+              <w:t>無量法門</w:t>
+            </w:r>
+            <w:r>
+              <w:rPr>
+                <w:rFonts w:ascii="標楷體" w:eastAsia="標楷體" w:hAnsi="標楷體" w:hint="eastAsia"/>
+              </w:rPr>
+              <w:t>悉現在前</w:t>
+            </w:r>
+          </w:p>
+          <w:p>
+            <w:pPr>
+              <w:rPr>
+                <w:rFonts w:ascii="標楷體" w:eastAsia="標楷體" w:hAnsi="標楷體"/>
+              </w:rPr>
+            </w:pPr>
+            <w:r>
+              <w:rPr>
+                <w:rFonts w:ascii="標楷體" w:eastAsia="標楷體" w:hAnsi="標楷體" w:hint="eastAsia"/>
+              </w:rPr>
+              <w:t>第</w:t>
+            </w:r>
+            <w:r>
+              <w:rPr>
+                <w:rFonts w:ascii="標楷體" w:eastAsia="標楷體" w:hAnsi="標楷體" w:hint="eastAsia"/>
+              </w:rPr>
+              <w:t>四</w:t>
+            </w:r>
+            <w:r>
+              <w:rPr>
+                <w:rFonts w:ascii="標楷體" w:eastAsia="標楷體" w:hAnsi="標楷體" w:hint="eastAsia"/>
+              </w:rPr>
+              <w:t>波</w:t>
+            </w:r>
+            <w:r>
+              <w:rPr>
+                <w:rFonts w:ascii="標楷體" w:eastAsia="標楷體" w:hAnsi="標楷體" w:hint="eastAsia"/>
+              </w:rPr>
+              <w:t>-</w:t>
+            </w:r>
+            <w:r>
+              <w:rPr>
+                <w:rFonts w:ascii="標楷體" w:eastAsia="標楷體" w:hAnsi="標楷體" w:hint="eastAsia"/>
+              </w:rPr>
+              <w:t>得大智慧通達諸法</w:t>
+            </w:r>
+          </w:p>
+          <w:p>
+            <w:pPr>
+              <w:rPr>
+                <w:rFonts w:ascii="標楷體" w:eastAsia="標楷體" w:hAnsi="標楷體"/>
+              </w:rPr>
+            </w:pPr>
+            <w:r>
+              <w:rPr>
+                <w:rFonts w:ascii="標楷體" w:eastAsia="標楷體" w:hAnsi="標楷體" w:hint="eastAsia"/>
+              </w:rPr>
+              <w:t>曉了分別性相真實</w:t>
+            </w:r>
+          </w:p>
+          <w:p>
+            <w:pPr>
+              <w:rPr>
+                <w:rFonts w:ascii="標楷體" w:eastAsia="標楷體" w:hAnsi="標楷體"/>
+              </w:rPr>
+            </w:pPr>
+            <w:r>
+              <w:rPr>
+                <w:rFonts w:ascii="標楷體" w:eastAsia="標楷體" w:hAnsi="標楷體" w:hint="eastAsia"/>
+              </w:rPr>
+              <w:t>有無長短明現顯白</w:t>
+            </w:r>
+          </w:p>
+          <w:p>
+            <w:pPr>
+              <w:rPr>
+                <w:rFonts w:ascii="標楷體" w:eastAsia="標楷體" w:hAnsi="標楷體"/>
+              </w:rPr>
+            </w:pPr>
+            <w:r>
+              <w:rPr>
+                <w:rFonts w:ascii="標楷體" w:eastAsia="標楷體" w:hAnsi="標楷體" w:hint="eastAsia"/>
+              </w:rPr>
+              <w:t>又能善知諸根性</w:t>
+            </w:r>
+          </w:p>
+          <w:p>
+            <w:pPr>
+              <w:rPr>
+                <w:rFonts w:ascii="標楷體" w:eastAsia="標楷體" w:hAnsi="標楷體"/>
+              </w:rPr>
+            </w:pPr>
+            <w:r>
+              <w:rPr>
+                <w:rFonts w:ascii="標楷體" w:eastAsia="標楷體" w:hAnsi="標楷體" w:hint="eastAsia"/>
+              </w:rPr>
+              <w:t>欲以陀羅尼無礙辯才</w:t>
+            </w:r>
+          </w:p>
+          <w:p>
+            <w:pPr>
+              <w:widowControl/>
+            </w:pPr>
+            <w:r>
+              <w:rPr>
+                <w:rFonts w:ascii="標楷體" w:eastAsia="標楷體" w:hAnsi="標楷體" w:hint="eastAsia"/>
+                <w:color w:val="FF0000"/>
+              </w:rPr>
+              <w:t>請佛轉法輪</w:t>
+            </w:r>
+          </w:p>
+        </w:tc>
+      </w:tr>
+      <w:tr>
+        <w:trPr>
+          <w:trHeight w:val="74"/>
+        </w:trPr>
+        <w:tc>
+          <w:tcPr>
+            <w:tcW w:w="1079" w:type="dxa"/>
+            <w:vMerge/>
+            <w:vAlign w:val="center"/>
+          </w:tcPr>
+          <w:p>
+            <w:pPr>
+              <w:rPr>
+                <w:rFonts w:hint="eastAsia"/>
+                <w:color w:val="000000"/>
+              </w:rPr>
+            </w:pPr>
+          </w:p>
+        </w:tc>
+        <w:tc>
+          <w:tcPr>
+            <w:tcW w:w="7217" w:type="dxa"/>
+          </w:tcPr>
+          <w:p>
+            <w:pPr>
+              <w:rPr>
+                <w:rFonts w:ascii="標楷體" w:eastAsia="標楷體" w:hAnsi="標楷體"/>
+                <w:color w:val="EE0000"/>
+              </w:rPr>
+            </w:pPr>
+            <w:r>
+              <w:rPr>
+                <w:rFonts w:ascii="標楷體" w:eastAsia="標楷體" w:hAnsi="標楷體" w:hint="eastAsia"/>
+                <w:color w:val="EE0000"/>
+              </w:rPr>
+              <w:t>2.生</w:t>
+            </w:r>
+            <w:r>
+              <w:rPr>
+                <w:rFonts w:ascii="標楷體" w:eastAsia="標楷體" w:hAnsi="標楷體" w:hint="eastAsia"/>
+                <w:color w:val="EE0000"/>
+              </w:rPr>
+              <w:t>，</w:t>
+            </w:r>
+            <w:r>
+              <w:rPr>
+                <w:rFonts w:ascii="標楷體" w:eastAsia="標楷體" w:hAnsi="標楷體" w:hint="eastAsia"/>
+                <w:color w:val="EE0000"/>
+              </w:rPr>
+              <w:t>甲45度</w:t>
+            </w:r>
+          </w:p>
+          <w:p>
+            <w:r>
+              <w:rPr>
+                <w:rFonts w:ascii="標楷體" w:eastAsia="標楷體" w:hAnsi="標楷體"/>
+                <w:noProof/>
+                <w:color w:val="FF0000"/>
+              </w:rPr>
+              <w:drawing>
+                <wp:inline distT="0" distB="0" distL="0" distR="0" wp14:anchorId="4FE17BB9" wp14:editId="6BBEE318">
+                  <wp:extent cx="3928569" cy="2222938"/>
+                  <wp:effectExtent l="0" t="0" r="0" b="0"/>
+                  <wp:docPr id="914043289" name="圖片 4"/>
+                  <wp:cNvGraphicFramePr>
+                    <a:graphicFrameLocks xmlns:a="http://schemas.openxmlformats.org/drawingml/2006/main" noChangeAspect="1"/>
+                  </wp:cNvGraphicFramePr>
+                  <a:graphic xmlns:a="http://schemas.openxmlformats.org/drawingml/2006/main">
+                    <a:graphicData uri="http://schemas.openxmlformats.org/drawingml/2006/picture">
+                      <pic:pic xmlns:pic="http://schemas.openxmlformats.org/drawingml/2006/picture">
+                        <pic:nvPicPr>
+                          <pic:cNvPr id="0" name="Picture 5"/>
+                          <pic:cNvPicPr>
+                            <a:picLocks noChangeAspect="1" noChangeArrowheads="1"/>
+                          </pic:cNvPicPr>
+                        </pic:nvPicPr>
+                        <pic:blipFill>
+                          <a:blip r:embed="rId5" cstate="print">
+                            <a:extLst>
+                              <a:ext uri="{28A0092B-C50C-407E-A947-70E740481C1C}">
+                                <a14:useLocalDpi xmlns:a14="http://schemas.microsoft.com/office/drawing/2010/main" val="0"/>
+                              </a:ext>
+                            </a:extLst>
+                          </a:blip>
+                          <a:srcRect/>
+                          <a:stretch>
+                            <a:fillRect/>
+                          </a:stretch>
+                        </pic:blipFill>
+                        <pic:spPr bwMode="auto">
+                          <a:xfrm>
+                            <a:off x="0" y="0"/>
+                            <a:ext cx="4000773" cy="2263794"/>
+                          </a:xfrm>
+                          <a:prstGeom prst="rect">
+                            <a:avLst/>
+                          </a:prstGeom>
+                          <a:noFill/>
+                        </pic:spPr>
+                      </pic:pic>
+                    </a:graphicData>
+                  </a:graphic>
+                </wp:inline>
+              </w:drawing>
+            </w:r>
+          </w:p>
+          <w:p>
+            <w:pPr>
+              <w:rPr>
+                <w:rFonts w:ascii="標楷體" w:eastAsia="標楷體" w:hAnsi="標楷體"/>
+                <w:sz w:val="20"/>
+                <w:szCs w:val="20"/>
+              </w:rPr>
+            </w:pPr>
+            <w:r>
+              <w:rPr>
+                <w:rFonts w:ascii="標楷體" w:eastAsia="標楷體" w:hAnsi="標楷體" w:hint="eastAsia"/>
+                <w:sz w:val="20"/>
+                <w:szCs w:val="20"/>
+              </w:rPr>
+              <w:t>【生】</w:t>
+            </w:r>
+          </w:p>
+          <w:p>
+            <w:pPr>
+              <w:rPr>
+                <w:rFonts w:ascii="標楷體" w:eastAsia="標楷體" w:hAnsi="標楷體"/>
+                <w:sz w:val="20"/>
+                <w:szCs w:val="20"/>
+              </w:rPr>
+            </w:pPr>
+            <w:r>
+              <w:rPr>
+                <w:rFonts w:ascii="標楷體" w:eastAsia="標楷體" w:hAnsi="標楷體" w:hint="eastAsia"/>
+                <w:sz w:val="20"/>
+                <w:szCs w:val="20"/>
+              </w:rPr>
+              <w:t>國王：昭告天下，本王要大肆慶祝</w:t>
+            </w:r>
+          </w:p>
+          <w:p>
+            <w:pPr>
+              <w:rPr>
+                <w:rFonts w:ascii="標楷體" w:eastAsia="標楷體" w:hAnsi="標楷體"/>
+                <w:sz w:val="20"/>
+                <w:szCs w:val="20"/>
+              </w:rPr>
+            </w:pPr>
+            <w:r>
+              <w:rPr>
+                <w:rFonts w:ascii="標楷體" w:eastAsia="標楷體" w:hAnsi="標楷體" w:hint="eastAsia"/>
+                <w:sz w:val="20"/>
+                <w:szCs w:val="20"/>
+              </w:rPr>
+              <w:t>入經藏：</w:t>
+            </w:r>
+            <w:r>
+              <w:rPr>
+                <w:rFonts w:ascii="標楷體" w:eastAsia="標楷體" w:hAnsi="標楷體" w:hint="eastAsia"/>
+                <w:color w:val="FF0000"/>
+                <w:sz w:val="20"/>
+                <w:szCs w:val="20"/>
+              </w:rPr>
+              <w:t>恭喜國王</w:t>
+            </w:r>
+            <w:r>
+              <w:rPr>
+                <w:rFonts w:ascii="標楷體" w:eastAsia="標楷體" w:hAnsi="標楷體" w:hint="eastAsia"/>
+                <w:sz w:val="20"/>
+                <w:szCs w:val="20"/>
+              </w:rPr>
+              <w:t>、</w:t>
+            </w:r>
+            <w:r>
+              <w:rPr>
+                <w:rFonts w:ascii="標楷體" w:eastAsia="標楷體" w:hAnsi="標楷體" w:hint="eastAsia"/>
+                <w:color w:val="EE0000"/>
+                <w:sz w:val="20"/>
+                <w:szCs w:val="20"/>
+              </w:rPr>
+              <w:t>賀喜國王</w:t>
+            </w:r>
+            <w:r>
+              <w:rPr>
+                <w:rFonts w:ascii="標楷體" w:eastAsia="標楷體" w:hAnsi="標楷體" w:hint="eastAsia"/>
+                <w:sz w:val="20"/>
+                <w:szCs w:val="20"/>
+              </w:rPr>
+              <w:t>！</w:t>
+            </w:r>
+          </w:p>
+          <w:p>
+            <w:pPr>
+              <w:rPr>
+                <w:rFonts w:ascii="標楷體" w:eastAsia="標楷體" w:hAnsi="標楷體"/>
+                <w:sz w:val="20"/>
+                <w:szCs w:val="20"/>
+              </w:rPr>
+            </w:pPr>
+            <w:r>
+              <w:rPr>
+                <w:rFonts w:ascii="標楷體" w:eastAsia="標楷體" w:hAnsi="標楷體" w:hint="eastAsia"/>
+                <w:sz w:val="20"/>
+                <w:szCs w:val="20"/>
+              </w:rPr>
+              <w:t>報～天臂城入經藏：前來祝賀！</w:t>
+            </w:r>
+          </w:p>
+          <w:p>
+            <w:pPr>
+              <w:rPr>
+                <w:rFonts w:ascii="標楷體" w:eastAsia="標楷體" w:hAnsi="標楷體"/>
+                <w:sz w:val="20"/>
+                <w:szCs w:val="20"/>
+              </w:rPr>
+            </w:pPr>
+            <w:r>
+              <w:rPr>
+                <w:rFonts w:ascii="標楷體" w:eastAsia="標楷體" w:hAnsi="標楷體" w:hint="eastAsia"/>
+                <w:sz w:val="20"/>
+                <w:szCs w:val="20"/>
+              </w:rPr>
+              <w:t>報～拘薩羅國、摩竭陀國入經藏：前來獻禮！</w:t>
+            </w:r>
+          </w:p>
+          <w:p>
+            <w:pPr>
+              <w:rPr>
+                <w:rFonts w:ascii="標楷體" w:eastAsia="標楷體" w:hAnsi="標楷體"/>
+                <w:sz w:val="20"/>
+                <w:szCs w:val="20"/>
+              </w:rPr>
+            </w:pPr>
+            <w:r>
+              <w:rPr>
+                <w:rFonts w:ascii="標楷體" w:eastAsia="標楷體" w:hAnsi="標楷體" w:hint="eastAsia"/>
+                <w:sz w:val="20"/>
+                <w:szCs w:val="20"/>
+              </w:rPr>
+              <w:t>報～般闍羅國、迦尸國入經藏：前來祝賀！</w:t>
+            </w:r>
+          </w:p>
+          <w:p>
+            <w:pPr>
+              <w:rPr>
+                <w:rFonts w:ascii="標楷體" w:eastAsia="標楷體" w:hAnsi="標楷體"/>
+                <w:sz w:val="20"/>
+                <w:szCs w:val="20"/>
+              </w:rPr>
+            </w:pPr>
+            <w:r>
+              <w:rPr>
+                <w:rFonts w:ascii="標楷體" w:eastAsia="標楷體" w:hAnsi="標楷體" w:hint="eastAsia"/>
+                <w:sz w:val="20"/>
+                <w:szCs w:val="20"/>
+              </w:rPr>
+              <w:lastRenderedPageBreak/>
+              <w:t>報～鴦迦國、跋羅國入經藏：</w:t>
+            </w:r>
+            <w:r>
+              <w:rPr>
+                <w:rFonts w:ascii="標楷體" w:eastAsia="標楷體" w:hAnsi="標楷體" w:hint="eastAsia"/>
+                <w:color w:val="FF0000"/>
+                <w:sz w:val="20"/>
+                <w:szCs w:val="20"/>
+              </w:rPr>
+              <w:t>前來獻禮！</w:t>
+            </w:r>
+          </w:p>
+          <w:p>
+            <w:pPr>
+              <w:rPr>
+                <w:rFonts w:hint="eastAsia"/>
+              </w:rPr>
+            </w:pPr>
+            <w:r>
+              <w:rPr>
+                <w:rFonts w:ascii="標楷體" w:eastAsia="標楷體" w:hAnsi="標楷體" w:hint="eastAsia"/>
+                <w:sz w:val="20"/>
+                <w:szCs w:val="20"/>
+              </w:rPr>
+              <w:t>淨飯王：哈哈！同喜，同喜啊！</w:t>
+            </w:r>
+          </w:p>
+        </w:tc>
+      </w:tr>
+      <w:tr>
+        <w:trPr>
+          <w:trHeight w:val="74"/>
+        </w:trPr>
+        <w:tc>
+          <w:tcPr>
+            <w:tcW w:w="1079" w:type="dxa"/>
+            <w:vMerge/>
+            <w:vAlign w:val="center"/>
+          </w:tcPr>
+          <w:p>
+            <w:pPr>
+              <w:rPr>
+                <w:rFonts w:hint="eastAsia"/>
+                <w:color w:val="000000"/>
+              </w:rPr>
+            </w:pPr>
+          </w:p>
+        </w:tc>
+        <w:tc>
+          <w:tcPr>
+            <w:tcW w:w="7217" w:type="dxa"/>
+          </w:tcPr>
+          <w:p>
+            <w:pPr>
+              <w:rPr>
+                <w:rFonts w:ascii="標楷體" w:eastAsia="標楷體" w:hAnsi="標楷體"/>
+                <w:color w:val="EE0000"/>
+              </w:rPr>
+            </w:pPr>
+            <w:r>
+              <w:rPr>
+                <w:rFonts w:ascii="標楷體" w:eastAsia="標楷體" w:hAnsi="標楷體" w:hint="eastAsia"/>
+                <w:color w:val="EE0000"/>
+              </w:rPr>
+              <w:t>3.老</w:t>
+            </w:r>
+            <w:r>
+              <w:rPr>
+                <w:rFonts w:ascii="標楷體" w:eastAsia="標楷體" w:hAnsi="標楷體" w:hint="eastAsia"/>
+                <w:color w:val="EE0000"/>
+              </w:rPr>
+              <w:t>，</w:t>
+            </w:r>
+            <w:r>
+              <w:rPr>
+                <w:rFonts w:ascii="標楷體" w:eastAsia="標楷體" w:hAnsi="標楷體" w:hint="eastAsia"/>
+                <w:color w:val="EE0000"/>
+              </w:rPr>
+              <w:t>乙</w:t>
+            </w:r>
+          </w:p>
+          <w:p>
+            <w:pPr>
+              <w:widowControl/>
+            </w:pPr>
+            <w:r>
+              <w:rPr>
+                <w:rFonts w:ascii="標楷體" w:eastAsia="標楷體" w:hAnsi="標楷體"/>
+                <w:noProof/>
+              </w:rPr>
+              <w:drawing>
+                <wp:inline distT="0" distB="0" distL="0" distR="0" wp14:anchorId="467503C4" wp14:editId="0E4003FD">
+                  <wp:extent cx="4004442" cy="2315847"/>
+                  <wp:effectExtent l="0" t="0" r="0" b="0"/>
+                  <wp:docPr id="1965348522" name="圖片 5"/>
+                  <wp:cNvGraphicFramePr>
+                    <a:graphicFrameLocks xmlns:a="http://schemas.openxmlformats.org/drawingml/2006/main" noChangeAspect="1"/>
+                  </wp:cNvGraphicFramePr>
+                  <a:graphic xmlns:a="http://schemas.openxmlformats.org/drawingml/2006/main">
+                    <a:graphicData uri="http://schemas.openxmlformats.org/drawingml/2006/picture">
+                      <pic:pic xmlns:pic="http://schemas.openxmlformats.org/drawingml/2006/picture">
+                        <pic:nvPicPr>
+                          <pic:cNvPr id="0" name="Picture 6"/>
+                          <pic:cNvPicPr>
+                            <a:picLocks noChangeAspect="1" noChangeArrowheads="1"/>
+                          </pic:cNvPicPr>
+                        </pic:nvPicPr>
+                        <pic:blipFill>
+                          <a:blip r:embed="rId6" cstate="print">
+                            <a:extLst>
+                              <a:ext uri="{28A0092B-C50C-407E-A947-70E740481C1C}">
+                                <a14:useLocalDpi xmlns:a14="http://schemas.microsoft.com/office/drawing/2010/main" val="0"/>
+                              </a:ext>
+                            </a:extLst>
+                          </a:blip>
+                          <a:srcRect/>
+                          <a:stretch>
+                            <a:fillRect/>
+                          </a:stretch>
+                        </pic:blipFill>
+                        <pic:spPr bwMode="auto">
+                          <a:xfrm>
+                            <a:off x="0" y="0"/>
+                            <a:ext cx="4104830" cy="2373904"/>
+                          </a:xfrm>
+                          <a:prstGeom prst="rect">
+                            <a:avLst/>
+                          </a:prstGeom>
+                          <a:noFill/>
+                        </pic:spPr>
+                      </pic:pic>
+                    </a:graphicData>
+                  </a:graphic>
+                </wp:inline>
+              </w:drawing>
+            </w:r>
+          </w:p>
+          <w:p>
+            <w:pPr>
+              <w:ind w:rightChars="-45" w:right="-108"/>
+              <w:rPr>
+                <w:rFonts w:ascii="標楷體" w:eastAsia="標楷體" w:hAnsi="標楷體"/>
+              </w:rPr>
+            </w:pPr>
+            <w:r>
+              <w:rPr>
+                <w:rFonts w:ascii="標楷體" w:eastAsia="標楷體" w:hAnsi="標楷體" w:hint="eastAsia"/>
+              </w:rPr>
+              <w:t>【老 曲目：佛陀的一生．老苦】</w:t>
+            </w:r>
+          </w:p>
+          <w:p>
+            <w:pPr>
+              <w:rPr>
+                <w:rFonts w:ascii="標楷體" w:eastAsia="標楷體" w:hAnsi="標楷體"/>
+              </w:rPr>
+            </w:pPr>
+            <w:r>
+              <w:rPr>
+                <w:rFonts w:ascii="標楷體" w:eastAsia="標楷體" w:hAnsi="標楷體" w:hint="eastAsia"/>
+                <w:color w:val="000000" w:themeColor="text1"/>
+              </w:rPr>
+              <w:t>流逝光陰、</w:t>
+            </w:r>
+            <w:r>
+              <w:rPr>
+                <w:rFonts w:ascii="標楷體" w:eastAsia="標楷體" w:hAnsi="標楷體" w:hint="eastAsia"/>
+                <w:color w:val="EE0000"/>
+              </w:rPr>
+              <w:t>侵吞餘命</w:t>
+            </w:r>
+            <w:r>
+              <w:rPr>
+                <w:rFonts w:ascii="標楷體" w:eastAsia="標楷體" w:hAnsi="標楷體" w:hint="eastAsia"/>
+              </w:rPr>
+              <w:t>、</w:t>
+            </w:r>
+          </w:p>
+          <w:p>
+            <w:pPr>
+              <w:rPr>
+                <w:rFonts w:ascii="標楷體" w:eastAsia="標楷體" w:hAnsi="標楷體"/>
+              </w:rPr>
+            </w:pPr>
+            <w:r>
+              <w:rPr>
+                <w:rFonts w:ascii="標楷體" w:eastAsia="標楷體" w:hAnsi="標楷體" w:hint="eastAsia"/>
+              </w:rPr>
+              <w:t>不應失真、虛度此生，</w:t>
+            </w:r>
+          </w:p>
+          <w:p>
+            <w:pPr>
+              <w:widowControl/>
+              <w:rPr>
+                <w:rFonts w:hint="eastAsia"/>
+              </w:rPr>
+            </w:pPr>
+            <w:r>
+              <w:rPr>
+                <w:rFonts w:ascii="標楷體" w:eastAsia="標楷體" w:hAnsi="標楷體" w:hint="eastAsia"/>
+              </w:rPr>
+              <w:t>老去的苦悶，</w:t>
+            </w:r>
+            <w:r>
+              <w:rPr>
+                <w:rFonts w:ascii="標楷體" w:eastAsia="標楷體" w:hAnsi="標楷體" w:hint="eastAsia"/>
+                <w:color w:val="FF0000"/>
+              </w:rPr>
+              <w:t>分秒蹉跎的警鐘</w:t>
+            </w:r>
+          </w:p>
+        </w:tc>
+      </w:tr>
+      <w:tr>
+        <w:trPr>
+          <w:trHeight w:val="74"/>
+        </w:trPr>
+        <w:tc>
+          <w:tcPr>
+            <w:tcW w:w="1079" w:type="dxa"/>
+            <w:vMerge/>
+            <w:vAlign w:val="center"/>
+          </w:tcPr>
+          <w:p>
+            <w:pPr>
+              <w:rPr>
+                <w:rFonts w:hint="eastAsia"/>
+                <w:color w:val="000000"/>
+              </w:rPr>
+            </w:pPr>
+          </w:p>
+        </w:tc>
+        <w:tc>
+          <w:tcPr>
+            <w:tcW w:w="7217" w:type="dxa"/>
+          </w:tcPr>
+          <w:p>
+            <w:pPr>
+              <w:rPr>
+                <w:rFonts w:ascii="標楷體" w:eastAsia="標楷體" w:hAnsi="標楷體"/>
+                <w:color w:val="EE0000"/>
+              </w:rPr>
+            </w:pPr>
+            <w:r>
+              <w:rPr>
+                <w:rFonts w:ascii="標楷體" w:eastAsia="標楷體" w:hAnsi="標楷體" w:hint="eastAsia"/>
+                <w:color w:val="EE0000"/>
+              </w:rPr>
+              <w:t>4.病</w:t>
+            </w:r>
+            <w:r>
+              <w:rPr>
+                <w:rFonts w:ascii="標楷體" w:eastAsia="標楷體" w:hAnsi="標楷體" w:hint="eastAsia"/>
+                <w:color w:val="EE0000"/>
+              </w:rPr>
+              <w:t>，</w:t>
+            </w:r>
+            <w:r>
+              <w:rPr>
+                <w:rFonts w:ascii="標楷體" w:eastAsia="標楷體" w:hAnsi="標楷體" w:hint="eastAsia"/>
+                <w:color w:val="EE0000"/>
+              </w:rPr>
+              <w:t>乙</w:t>
+            </w:r>
+          </w:p>
+          <w:p>
+            <w:r>
+              <w:rPr>
+                <w:rFonts w:ascii="標楷體" w:eastAsia="標楷體" w:hAnsi="標楷體"/>
+                <w:noProof/>
+              </w:rPr>
+              <w:drawing>
+                <wp:inline distT="0" distB="0" distL="0" distR="0" wp14:anchorId="50012E3A" wp14:editId="20754B91">
+                  <wp:extent cx="4065594" cy="2333296"/>
+                  <wp:effectExtent l="0" t="0" r="0" b="3810"/>
+                  <wp:docPr id="632274748" name="圖片 6"/>
+                  <wp:cNvGraphicFramePr>
+                    <a:graphicFrameLocks xmlns:a="http://schemas.openxmlformats.org/drawingml/2006/main" noChangeAspect="1"/>
+                  </wp:cNvGraphicFramePr>
+                  <a:graphic xmlns:a="http://schemas.openxmlformats.org/drawingml/2006/main">
+                    <a:graphicData uri="http://schemas.openxmlformats.org/drawingml/2006/picture">
+                      <pic:pic xmlns:pic="http://schemas.openxmlformats.org/drawingml/2006/picture">
+                        <pic:nvPicPr>
+                          <pic:cNvPr id="0" name="Picture 7"/>
+                          <pic:cNvPicPr>
+                            <a:picLocks noChangeAspect="1" noChangeArrowheads="1"/>
+                          </pic:cNvPicPr>
+                        </pic:nvPicPr>
+                        <pic:blipFill>
+                          <a:blip r:embed="rId7" cstate="print">
+                            <a:extLst>
+                              <a:ext uri="{28A0092B-C50C-407E-A947-70E740481C1C}">
+                                <a14:useLocalDpi xmlns:a14="http://schemas.microsoft.com/office/drawing/2010/main" val="0"/>
+                              </a:ext>
+                            </a:extLst>
+                          </a:blip>
+                          <a:srcRect/>
+                          <a:stretch>
+                            <a:fillRect/>
+                          </a:stretch>
+                        </pic:blipFill>
+                        <pic:spPr bwMode="auto">
+                          <a:xfrm>
+                            <a:off x="0" y="0"/>
+                            <a:ext cx="4354381" cy="2499035"/>
+                          </a:xfrm>
+                          <a:prstGeom prst="rect">
+                            <a:avLst/>
+                          </a:prstGeom>
+                          <a:noFill/>
+                        </pic:spPr>
+                      </pic:pic>
+                    </a:graphicData>
+                  </a:graphic>
+                </wp:inline>
+              </w:drawing>
+            </w:r>
+          </w:p>
+          <w:p>
+            <w:pPr>
+              <w:rPr>
+                <w:rFonts w:ascii="標楷體" w:eastAsia="標楷體" w:hAnsi="標楷體"/>
+              </w:rPr>
+            </w:pPr>
+            <w:r>
+              <w:rPr>
+                <w:rFonts w:ascii="標楷體" w:eastAsia="標楷體" w:hAnsi="標楷體" w:hint="eastAsia"/>
+                <w:color w:val="FF0000"/>
+              </w:rPr>
+              <w:t>病症摧殘</w:t>
+            </w:r>
+            <w:r>
+              <w:rPr>
+                <w:rFonts w:ascii="標楷體" w:eastAsia="標楷體" w:hAnsi="標楷體" w:hint="eastAsia"/>
+              </w:rPr>
+              <w:t>、身心扭轉、</w:t>
+            </w:r>
+          </w:p>
+          <w:p>
+            <w:pPr>
+              <w:rPr>
+                <w:rFonts w:ascii="標楷體" w:eastAsia="標楷體" w:hAnsi="標楷體"/>
+              </w:rPr>
+            </w:pPr>
+            <w:r>
+              <w:rPr>
+                <w:rFonts w:ascii="標楷體" w:eastAsia="標楷體" w:hAnsi="標楷體" w:hint="eastAsia"/>
+              </w:rPr>
+              <w:t>惡道苦報、真實上演，</w:t>
+            </w:r>
+          </w:p>
+          <w:p>
+            <w:pPr>
+              <w:rPr>
+                <w:rFonts w:hint="eastAsia"/>
+              </w:rPr>
+            </w:pPr>
+            <w:r>
+              <w:rPr>
+                <w:rFonts w:ascii="標楷體" w:eastAsia="標楷體" w:hAnsi="標楷體" w:hint="eastAsia"/>
+              </w:rPr>
+              <w:t>患病的苦難，</w:t>
+            </w:r>
+            <w:r>
+              <w:rPr>
+                <w:rFonts w:ascii="標楷體" w:eastAsia="標楷體" w:hAnsi="標楷體" w:hint="eastAsia"/>
+                <w:color w:val="FF0000"/>
+              </w:rPr>
+              <w:t>無常環伺的凶險</w:t>
+            </w:r>
+          </w:p>
+        </w:tc>
+      </w:tr>
+      <w:tr>
+        <w:trPr>
+          <w:trHeight w:val="74"/>
+        </w:trPr>
+        <w:tc>
+          <w:tcPr>
+            <w:tcW w:w="1079" w:type="dxa"/>
+            <w:vMerge/>
+            <w:vAlign w:val="center"/>
+          </w:tcPr>
+          <w:p>
+            <w:pPr>
+              <w:rPr>
+                <w:rFonts w:hint="eastAsia"/>
+                <w:color w:val="000000"/>
+              </w:rPr>
+            </w:pPr>
+          </w:p>
+        </w:tc>
+        <w:tc>
+          <w:tcPr>
+            <w:tcW w:w="7217" w:type="dxa"/>
+          </w:tcPr>
+          <w:p>
+            <w:pPr>
+              <w:rPr>
+                <w:rFonts w:ascii="標楷體" w:eastAsia="標楷體" w:hAnsi="標楷體"/>
+                <w:color w:val="EE0000"/>
+              </w:rPr>
+            </w:pPr>
+            <w:r>
+              <w:rPr>
+                <w:rFonts w:ascii="標楷體" w:eastAsia="標楷體" w:hAnsi="標楷體" w:hint="eastAsia"/>
+                <w:color w:val="EE0000"/>
+              </w:rPr>
+              <w:t>5.死</w:t>
+            </w:r>
+            <w:r>
+              <w:rPr>
+                <w:rFonts w:ascii="標楷體" w:eastAsia="標楷體" w:hAnsi="標楷體" w:hint="eastAsia"/>
+                <w:color w:val="EE0000"/>
+              </w:rPr>
+              <w:t>，</w:t>
+            </w:r>
+            <w:r>
+              <w:rPr>
+                <w:rFonts w:ascii="標楷體" w:eastAsia="標楷體" w:hAnsi="標楷體" w:hint="eastAsia"/>
+                <w:color w:val="EE0000"/>
+              </w:rPr>
+              <w:t>乙</w:t>
+            </w:r>
+          </w:p>
+          <w:p>
+            <w:pPr>
+              <w:rPr>
+                <w:rFonts w:ascii="標楷體" w:eastAsia="標楷體" w:hAnsi="標楷體"/>
+                <w:color w:val="EE0000"/>
+              </w:rPr>
+            </w:pPr>
+            <w:r>
+              <w:rPr>
+                <w:rFonts w:ascii="標楷體" w:eastAsia="標楷體" w:hAnsi="標楷體"/>
+                <w:noProof/>
+              </w:rPr>
+              <w:lastRenderedPageBreak/>
+              <w:drawing>
+                <wp:inline distT="0" distB="0" distL="0" distR="0" wp14:anchorId="76EB12B6" wp14:editId="63F48457">
+                  <wp:extent cx="4099034" cy="2322787"/>
+                  <wp:effectExtent l="0" t="0" r="3175" b="1905"/>
+                  <wp:docPr id="1318938139" name="圖片 7"/>
+                  <wp:cNvGraphicFramePr>
+                    <a:graphicFrameLocks xmlns:a="http://schemas.openxmlformats.org/drawingml/2006/main" noChangeAspect="1"/>
+                  </wp:cNvGraphicFramePr>
+                  <a:graphic xmlns:a="http://schemas.openxmlformats.org/drawingml/2006/main">
+                    <a:graphicData uri="http://schemas.openxmlformats.org/drawingml/2006/picture">
+                      <pic:pic xmlns:pic="http://schemas.openxmlformats.org/drawingml/2006/picture">
+                        <pic:nvPicPr>
+                          <pic:cNvPr id="0" name="Picture 8"/>
+                          <pic:cNvPicPr>
+                            <a:picLocks noChangeAspect="1" noChangeArrowheads="1"/>
+                          </pic:cNvPicPr>
+                        </pic:nvPicPr>
+                        <pic:blipFill>
+                          <a:blip r:embed="rId8" cstate="print">
+                            <a:extLst>
+                              <a:ext uri="{28A0092B-C50C-407E-A947-70E740481C1C}">
+                                <a14:useLocalDpi xmlns:a14="http://schemas.microsoft.com/office/drawing/2010/main" val="0"/>
+                              </a:ext>
+                            </a:extLst>
+                          </a:blip>
+                          <a:srcRect/>
+                          <a:stretch>
+                            <a:fillRect/>
+                          </a:stretch>
+                        </pic:blipFill>
+                        <pic:spPr bwMode="auto">
+                          <a:xfrm>
+                            <a:off x="0" y="0"/>
+                            <a:ext cx="4205584" cy="2383165"/>
+                          </a:xfrm>
+                          <a:prstGeom prst="rect">
+                            <a:avLst/>
+                          </a:prstGeom>
+                          <a:noFill/>
+                        </pic:spPr>
+                      </pic:pic>
+                    </a:graphicData>
+                  </a:graphic>
+                </wp:inline>
+              </w:drawing>
+            </w:r>
+          </w:p>
+          <w:p>
+            <w:pPr>
+              <w:rPr>
+                <w:rFonts w:ascii="標楷體" w:eastAsia="標楷體" w:hAnsi="標楷體"/>
+              </w:rPr>
+            </w:pPr>
+            <w:r>
+              <w:rPr>
+                <w:rFonts w:ascii="標楷體" w:eastAsia="標楷體" w:hAnsi="標楷體" w:hint="eastAsia"/>
+                <w:color w:val="FF0000"/>
+              </w:rPr>
+              <w:t>人生苦短</w:t>
+            </w:r>
+            <w:r>
+              <w:rPr>
+                <w:rFonts w:ascii="標楷體" w:eastAsia="標楷體" w:hAnsi="標楷體" w:hint="eastAsia"/>
+                <w:color w:val="FF0000"/>
+              </w:rPr>
+              <w:t xml:space="preserve"> </w:t>
+            </w:r>
+            <w:r>
+              <w:rPr>
+                <w:rFonts w:ascii="標楷體" w:eastAsia="標楷體" w:hAnsi="標楷體" w:hint="eastAsia"/>
+              </w:rPr>
+              <w:t>無可愛戀</w:t>
+            </w:r>
+          </w:p>
+          <w:p>
+            <w:pPr>
+              <w:rPr>
+                <w:rFonts w:ascii="標楷體" w:eastAsia="標楷體" w:hAnsi="標楷體"/>
+              </w:rPr>
+            </w:pPr>
+            <w:r>
+              <w:rPr>
+                <w:rFonts w:ascii="標楷體" w:eastAsia="標楷體" w:hAnsi="標楷體" w:hint="eastAsia"/>
+              </w:rPr>
+              <w:t>壽終必然</w:t>
+            </w:r>
+            <w:r>
+              <w:rPr>
+                <w:rFonts w:ascii="標楷體" w:eastAsia="標楷體" w:hAnsi="標楷體" w:hint="eastAsia"/>
+              </w:rPr>
+              <w:t xml:space="preserve"> </w:t>
+            </w:r>
+            <w:r>
+              <w:rPr>
+                <w:rFonts w:ascii="標楷體" w:eastAsia="標楷體" w:hAnsi="標楷體" w:hint="eastAsia"/>
+              </w:rPr>
+              <w:t>誰能避免</w:t>
+            </w:r>
+          </w:p>
+          <w:p>
+            <w:pPr>
+              <w:rPr>
+                <w:rFonts w:hint="eastAsia"/>
+              </w:rPr>
+            </w:pPr>
+            <w:r>
+              <w:rPr>
+                <w:rFonts w:ascii="標楷體" w:eastAsia="標楷體" w:hAnsi="標楷體" w:hint="eastAsia"/>
+              </w:rPr>
+              <w:t>死亡的苦嘆</w:t>
+            </w:r>
+            <w:r>
+              <w:rPr>
+                <w:rFonts w:ascii="標楷體" w:eastAsia="標楷體" w:hAnsi="標楷體" w:hint="eastAsia"/>
+              </w:rPr>
+              <w:t xml:space="preserve"> </w:t>
+            </w:r>
+            <w:r>
+              <w:rPr>
+                <w:rFonts w:ascii="標楷體" w:eastAsia="標楷體" w:hAnsi="標楷體" w:hint="eastAsia"/>
+                <w:color w:val="FF0000"/>
+              </w:rPr>
+              <w:t>醒思生命的意涵</w:t>
+            </w:r>
+          </w:p>
+        </w:tc>
+      </w:tr>
+      <w:tr>
+        <w:trPr>
+          <w:trHeight w:val="74"/>
+        </w:trPr>
+        <w:tc>
+          <w:tcPr>
+            <w:tcW w:w="1079" w:type="dxa"/>
+            <w:vMerge/>
+            <w:vAlign w:val="center"/>
+          </w:tcPr>
+          <w:p>
+            <w:pPr>
+              <w:rPr>
+                <w:rFonts w:hint="eastAsia"/>
+                <w:color w:val="000000"/>
+              </w:rPr>
+            </w:pPr>
+          </w:p>
+        </w:tc>
+        <w:tc>
+          <w:tcPr>
+            <w:tcW w:w="7217" w:type="dxa"/>
+          </w:tcPr>
+          <w:p>
+            <w:pPr>
+              <w:widowControl/>
+              <w:rPr>
+                <w:rFonts w:ascii="標楷體" w:eastAsia="標楷體" w:hAnsi="標楷體"/>
+                <w:color w:val="EE0000"/>
+              </w:rPr>
+            </w:pPr>
+            <w:r>
+              <w:rPr>
+                <w:rFonts w:ascii="標楷體" w:eastAsia="標楷體" w:hAnsi="標楷體" w:hint="eastAsia"/>
+                <w:color w:val="EE0000"/>
+              </w:rPr>
+              <w:t>6.六度</w:t>
+            </w:r>
+          </w:p>
+          <w:p>
+            <w:pPr>
+              <w:widowControl/>
+              <w:rPr>
+                <w:rFonts w:ascii="標楷體" w:eastAsia="標楷體" w:hAnsi="標楷體"/>
+                <w:color w:val="EE0000"/>
+              </w:rPr>
+            </w:pPr>
+            <w:r>
+              <w:rPr>
+                <w:rFonts w:ascii="標楷體" w:eastAsia="標楷體" w:hAnsi="標楷體"/>
+                <w:noProof/>
+              </w:rPr>
+              <w:drawing>
+                <wp:inline distT="0" distB="0" distL="0" distR="0" wp14:anchorId="6641F14E" wp14:editId="241ED74A">
+                  <wp:extent cx="4240925" cy="2430321"/>
+                  <wp:effectExtent l="0" t="0" r="1270" b="0"/>
+                  <wp:docPr id="1784652746" name="圖片 8"/>
+                  <wp:cNvGraphicFramePr>
+                    <a:graphicFrameLocks xmlns:a="http://schemas.openxmlformats.org/drawingml/2006/main" noChangeAspect="1"/>
+                  </wp:cNvGraphicFramePr>
+                  <a:graphic xmlns:a="http://schemas.openxmlformats.org/drawingml/2006/main">
+                    <a:graphicData uri="http://schemas.openxmlformats.org/drawingml/2006/picture">
+                      <pic:pic xmlns:pic="http://schemas.openxmlformats.org/drawingml/2006/picture">
+                        <pic:nvPicPr>
+                          <pic:cNvPr id="0" name="Picture 9"/>
+                          <pic:cNvPicPr>
+                            <a:picLocks noChangeAspect="1" noChangeArrowheads="1"/>
+                          </pic:cNvPicPr>
+                        </pic:nvPicPr>
+                        <pic:blipFill>
+                          <a:blip r:embed="rId9" cstate="print">
+                            <a:extLst>
+                              <a:ext uri="{28A0092B-C50C-407E-A947-70E740481C1C}">
+                                <a14:useLocalDpi xmlns:a14="http://schemas.microsoft.com/office/drawing/2010/main" val="0"/>
+                              </a:ext>
+                            </a:extLst>
+                          </a:blip>
+                          <a:srcRect/>
+                          <a:stretch>
+                            <a:fillRect/>
+                          </a:stretch>
+                        </pic:blipFill>
+                        <pic:spPr bwMode="auto">
+                          <a:xfrm>
+                            <a:off x="0" y="0"/>
+                            <a:ext cx="4323172" cy="2477454"/>
+                          </a:xfrm>
+                          <a:prstGeom prst="rect">
+                            <a:avLst/>
+                          </a:prstGeom>
+                          <a:noFill/>
+                        </pic:spPr>
+                      </pic:pic>
+                    </a:graphicData>
+                  </a:graphic>
+                </wp:inline>
+              </w:drawing>
+            </w:r>
+          </w:p>
+          <w:p>
+            <w:pPr>
+              <w:rPr>
+                <w:rFonts w:ascii="標楷體" w:eastAsia="標楷體" w:hAnsi="標楷體"/>
+              </w:rPr>
+            </w:pPr>
+            <w:r>
+              <w:rPr>
+                <w:rFonts w:ascii="標楷體" w:eastAsia="標楷體" w:hAnsi="標楷體" w:hint="eastAsia"/>
+                <w:color w:val="FF0000"/>
+              </w:rPr>
+              <w:t>藍</w:t>
+            </w:r>
+            <w:r>
+              <w:rPr>
+                <w:rFonts w:ascii="標楷體" w:eastAsia="標楷體" w:hAnsi="標楷體"/>
+                <w:color w:val="FF0000"/>
+              </w:rPr>
+              <w:t>:</w:t>
+            </w:r>
+            <w:r>
+              <w:rPr>
+                <w:rFonts w:ascii="標楷體" w:eastAsia="標楷體" w:hAnsi="標楷體" w:hint="eastAsia"/>
+                <w:color w:val="FF0000"/>
+              </w:rPr>
+              <w:t>右轉</w:t>
+            </w:r>
+          </w:p>
+          <w:p>
+            <w:pPr>
+              <w:rPr>
+                <w:rFonts w:ascii="標楷體" w:eastAsia="標楷體" w:hAnsi="標楷體"/>
+              </w:rPr>
+            </w:pPr>
+            <w:r>
+              <w:rPr>
+                <w:rFonts w:ascii="標楷體" w:eastAsia="標楷體" w:hAnsi="標楷體" w:hint="eastAsia"/>
+                <w:color w:val="FF0000"/>
+              </w:rPr>
+              <w:t>開示悟入</w:t>
+            </w:r>
+            <w:r>
+              <w:rPr>
+                <w:rFonts w:ascii="標楷體" w:eastAsia="標楷體" w:hAnsi="標楷體" w:hint="eastAsia"/>
+              </w:rPr>
+              <w:t>(布施 持戒 理契機)</w:t>
+            </w:r>
+          </w:p>
+          <w:p>
+            <w:pPr>
+              <w:rPr>
+                <w:rFonts w:ascii="標楷體" w:eastAsia="標楷體" w:hAnsi="標楷體"/>
+              </w:rPr>
+            </w:pPr>
+            <w:r>
+              <w:rPr>
+                <w:rFonts w:ascii="標楷體" w:eastAsia="標楷體" w:hAnsi="標楷體" w:hint="eastAsia"/>
+              </w:rPr>
+              <w:t>悲智願行(忍辱 精進 緊相繫)</w:t>
+            </w:r>
+          </w:p>
+          <w:p>
+            <w:pPr>
+              <w:rPr>
+                <w:rFonts w:ascii="標楷體" w:eastAsia="標楷體" w:hAnsi="標楷體"/>
+                <w:sz w:val="20"/>
+                <w:szCs w:val="20"/>
+              </w:rPr>
+            </w:pPr>
+            <w:r>
+              <w:rPr>
+                <w:rFonts w:ascii="標楷體" w:eastAsia="標楷體" w:hAnsi="標楷體" w:hint="eastAsia"/>
+              </w:rPr>
+              <w:t>運載群(厚生)(</w:t>
+            </w:r>
+            <w:r>
+              <w:rPr>
+                <w:rFonts w:ascii="標楷體" w:eastAsia="標楷體" w:hAnsi="標楷體" w:hint="eastAsia"/>
+                <w:sz w:val="20"/>
+                <w:szCs w:val="20"/>
+              </w:rPr>
+              <w:t>禪定 智慧 無明離)</w:t>
+            </w:r>
+          </w:p>
+          <w:p>
+            <w:pPr>
+              <w:rPr>
+                <w:rFonts w:ascii="標楷體" w:eastAsia="標楷體" w:hAnsi="標楷體"/>
+              </w:rPr>
+            </w:pPr>
+            <w:r>
+              <w:rPr>
+                <w:rFonts w:ascii="標楷體" w:eastAsia="標楷體" w:hAnsi="標楷體" w:hint="eastAsia"/>
+              </w:rPr>
+              <w:t>清淨了悟實義</w:t>
+            </w:r>
+          </w:p>
+          <w:p>
+            <w:pPr>
+              <w:rPr>
+                <w:rFonts w:ascii="標楷體" w:eastAsia="標楷體" w:hAnsi="標楷體"/>
+                <w:sz w:val="20"/>
+                <w:szCs w:val="20"/>
+              </w:rPr>
+            </w:pPr>
+            <w:r>
+              <w:rPr>
+                <w:rFonts w:ascii="標楷體" w:eastAsia="標楷體" w:hAnsi="標楷體" w:hint="eastAsia"/>
+                <w:sz w:val="20"/>
+                <w:szCs w:val="20"/>
+              </w:rPr>
+              <w:t>黃老師OS：</w:t>
+            </w:r>
+          </w:p>
+          <w:p>
+            <w:pPr>
+              <w:rPr>
+                <w:rFonts w:ascii="標楷體" w:eastAsia="標楷體" w:hAnsi="標楷體"/>
+                <w:sz w:val="20"/>
+                <w:szCs w:val="20"/>
+              </w:rPr>
+            </w:pPr>
+            <w:r>
+              <w:rPr>
+                <w:rFonts w:ascii="標楷體" w:eastAsia="標楷體" w:hAnsi="標楷體" w:hint="eastAsia"/>
+                <w:sz w:val="20"/>
+                <w:szCs w:val="20"/>
+              </w:rPr>
+              <w:t>轉識成智 成佛道</w:t>
+            </w:r>
+          </w:p>
+          <w:p>
+            <w:pPr>
+              <w:rPr>
+                <w:rFonts w:ascii="標楷體" w:eastAsia="標楷體" w:hAnsi="標楷體"/>
+                <w:sz w:val="20"/>
+                <w:szCs w:val="20"/>
+              </w:rPr>
+            </w:pPr>
+            <w:r>
+              <w:rPr>
+                <w:rFonts w:ascii="標楷體" w:eastAsia="標楷體" w:hAnsi="標楷體" w:hint="eastAsia"/>
+                <w:sz w:val="20"/>
+                <w:szCs w:val="20"/>
+              </w:rPr>
+              <w:t>靜寂清澄志玄虛漠守之不動億百千劫</w:t>
+            </w:r>
+          </w:p>
+          <w:p>
+            <w:pPr>
+              <w:rPr>
+                <w:rFonts w:ascii="標楷體" w:eastAsia="標楷體" w:hAnsi="標楷體"/>
+                <w:sz w:val="20"/>
+                <w:szCs w:val="20"/>
+              </w:rPr>
+            </w:pPr>
+            <w:r>
+              <w:rPr>
+                <w:rFonts w:ascii="標楷體" w:eastAsia="標楷體" w:hAnsi="標楷體" w:hint="eastAsia"/>
+                <w:sz w:val="20"/>
+                <w:szCs w:val="20"/>
+              </w:rPr>
+              <w:t>無量法門悉現在前得大智慧通達諸法</w:t>
+            </w:r>
+          </w:p>
+          <w:p>
+            <w:pPr>
+              <w:rPr>
+                <w:rFonts w:ascii="標楷體" w:eastAsia="標楷體" w:hAnsi="標楷體"/>
+                <w:sz w:val="20"/>
+                <w:szCs w:val="20"/>
+              </w:rPr>
+            </w:pPr>
+            <w:r>
+              <w:rPr>
+                <w:rFonts w:ascii="標楷體" w:eastAsia="標楷體" w:hAnsi="標楷體" w:hint="eastAsia"/>
+                <w:sz w:val="20"/>
+                <w:szCs w:val="20"/>
+              </w:rPr>
+              <w:t>曉了分別性相真實有無長短明現顯白</w:t>
+            </w:r>
+          </w:p>
+          <w:p>
+            <w:pPr>
+              <w:rPr>
+                <w:rFonts w:ascii="標楷體" w:eastAsia="標楷體" w:hAnsi="標楷體"/>
+                <w:sz w:val="20"/>
+                <w:szCs w:val="20"/>
+              </w:rPr>
+            </w:pPr>
+            <w:r>
+              <w:rPr>
+                <w:rFonts w:ascii="標楷體" w:eastAsia="標楷體" w:hAnsi="標楷體" w:hint="eastAsia"/>
+                <w:sz w:val="20"/>
+                <w:szCs w:val="20"/>
+              </w:rPr>
+              <w:t>又能善知諸根性欲以陀羅尼無礙辯才</w:t>
+            </w:r>
+          </w:p>
+          <w:p>
+            <w:pPr>
+              <w:widowControl/>
+              <w:rPr>
+                <w:rFonts w:ascii="標楷體" w:eastAsia="標楷體" w:hAnsi="標楷體"/>
+                <w:sz w:val="20"/>
+                <w:szCs w:val="20"/>
+              </w:rPr>
+            </w:pPr>
+          </w:p>
+          <w:p>
+            <w:pPr>
+              <w:widowControl/>
+              <w:rPr>
+                <w:rFonts w:hint="eastAsia"/>
+              </w:rPr>
+            </w:pPr>
+            <w:r>
+              <w:rPr>
+                <w:rFonts w:ascii="標楷體" w:eastAsia="標楷體" w:hAnsi="標楷體" w:hint="eastAsia"/>
+                <w:sz w:val="20"/>
+                <w:szCs w:val="20"/>
+              </w:rPr>
+              <w:lastRenderedPageBreak/>
+              <w:t>請佛轉法輪</w:t>
+            </w:r>
+          </w:p>
+        </w:tc>
+      </w:tr>
+      <w:tr>
+        <w:trPr>
+          <w:trHeight w:val="4693"/>
+        </w:trPr>
+        <w:tc>
+          <w:tcPr>
+            <w:tcW w:w="1079" w:type="dxa"/>
+            <w:vMerge w:val="restart"/>
+            <w:vAlign w:val="center"/>
+          </w:tcPr>
+          <w:p>
+            <w:r>
+              <w:rPr>
+                <w:rFonts w:hint="eastAsia"/>
+                <w:color w:val="000000"/>
+              </w:rPr>
+              <w:lastRenderedPageBreak/>
+              <w:t>02</w:t>
+            </w:r>
+            <w:r>
+              <w:rPr>
+                <w:rFonts w:hint="eastAsia"/>
+                <w:color w:val="000000"/>
+              </w:rPr>
+              <w:t>行願</w:t>
+            </w:r>
+          </w:p>
+        </w:tc>
+        <w:tc>
+          <w:tcPr>
+            <w:tcW w:w="7217" w:type="dxa"/>
+          </w:tcPr>
+          <w:p>
+            <w:pPr>
+              <w:rPr>
+                <w:rFonts w:ascii="標楷體" w:eastAsia="標楷體" w:hAnsi="標楷體"/>
+                <w:color w:val="FF0000"/>
+              </w:rPr>
+            </w:pPr>
+            <w:r>
+              <w:rPr>
+                <w:rFonts w:ascii="標楷體" w:eastAsia="標楷體" w:hAnsi="標楷體"/>
+                <w:noProof/>
+              </w:rPr>
+              <w:drawing>
+                <wp:inline distT="0" distB="0" distL="0" distR="0" wp14:anchorId="717849C3" wp14:editId="3C81E731">
+                  <wp:extent cx="4398579" cy="2520670"/>
+                  <wp:effectExtent l="0" t="0" r="0" b="0"/>
+                  <wp:docPr id="1898480148" name="圖片 9"/>
+                  <wp:cNvGraphicFramePr>
+                    <a:graphicFrameLocks xmlns:a="http://schemas.openxmlformats.org/drawingml/2006/main" noChangeAspect="1"/>
+                  </wp:cNvGraphicFramePr>
+                  <a:graphic xmlns:a="http://schemas.openxmlformats.org/drawingml/2006/main">
+                    <a:graphicData uri="http://schemas.openxmlformats.org/drawingml/2006/picture">
+                      <pic:pic xmlns:pic="http://schemas.openxmlformats.org/drawingml/2006/picture">
+                        <pic:nvPicPr>
+                          <pic:cNvPr id="0" name="Picture 10"/>
+                          <pic:cNvPicPr>
+                            <a:picLocks noChangeAspect="1" noChangeArrowheads="1"/>
+                          </pic:cNvPicPr>
+                        </pic:nvPicPr>
+                        <pic:blipFill>
+                          <a:blip r:embed="rId10" cstate="print">
+                            <a:extLst>
+                              <a:ext uri="{28A0092B-C50C-407E-A947-70E740481C1C}">
+                                <a14:useLocalDpi xmlns:a14="http://schemas.microsoft.com/office/drawing/2010/main" val="0"/>
+                              </a:ext>
+                            </a:extLst>
+                          </a:blip>
+                          <a:srcRect/>
+                          <a:stretch>
+                            <a:fillRect/>
+                          </a:stretch>
+                        </pic:blipFill>
+                        <pic:spPr bwMode="auto">
+                          <a:xfrm>
+                            <a:off x="0" y="0"/>
+                            <a:ext cx="4529553" cy="2595727"/>
+                          </a:xfrm>
+                          <a:prstGeom prst="rect">
+                            <a:avLst/>
+                          </a:prstGeom>
+                          <a:noFill/>
+                        </pic:spPr>
+                      </pic:pic>
+                    </a:graphicData>
+                  </a:graphic>
+                </wp:inline>
+              </w:drawing>
+            </w:r>
+          </w:p>
+          <w:p>
+            <w:pPr>
+              <w:rPr>
+                <w:rFonts w:ascii="標楷體" w:eastAsia="標楷體" w:hAnsi="標楷體"/>
+              </w:rPr>
+            </w:pPr>
+            <w:r>
+              <w:rPr>
+                <w:rFonts w:ascii="標楷體" w:eastAsia="標楷體" w:hAnsi="標楷體" w:hint="eastAsia"/>
+                <w:color w:val="FF0000"/>
+              </w:rPr>
+              <w:t>海濤澎湃</w:t>
+            </w:r>
+            <w:r>
+              <w:rPr>
+                <w:rFonts w:ascii="標楷體" w:eastAsia="標楷體" w:hAnsi="標楷體" w:hint="eastAsia"/>
+              </w:rPr>
+              <w:t xml:space="preserve"> </w:t>
+            </w:r>
+            <w:r>
+              <w:rPr>
+                <w:rFonts w:ascii="標楷體" w:eastAsia="標楷體" w:hAnsi="標楷體" w:hint="eastAsia"/>
+              </w:rPr>
+              <w:t>駭浪洶湧</w:t>
+            </w:r>
+            <w:r>
+              <w:rPr>
+                <w:rFonts w:ascii="標楷體" w:eastAsia="標楷體" w:hAnsi="標楷體" w:hint="eastAsia"/>
+              </w:rPr>
+              <w:t xml:space="preserve"> </w:t>
+            </w:r>
+          </w:p>
+          <w:p>
+            <w:pPr>
+              <w:rPr>
+                <w:rFonts w:ascii="標楷體" w:eastAsia="標楷體" w:hAnsi="標楷體"/>
+              </w:rPr>
+            </w:pPr>
+            <w:r>
+              <w:rPr>
+                <w:rFonts w:ascii="標楷體" w:eastAsia="標楷體" w:hAnsi="標楷體" w:hint="eastAsia"/>
+              </w:rPr>
+              <w:t>心志已付</w:t>
+            </w:r>
+            <w:r>
+              <w:rPr>
+                <w:rFonts w:ascii="標楷體" w:eastAsia="標楷體" w:hAnsi="標楷體" w:hint="eastAsia"/>
+              </w:rPr>
+              <w:t xml:space="preserve"> </w:t>
+            </w:r>
+            <w:r>
+              <w:rPr>
+                <w:rFonts w:ascii="標楷體" w:eastAsia="標楷體" w:hAnsi="標楷體" w:hint="eastAsia"/>
+              </w:rPr>
+              <w:t>身隨之赴</w:t>
+            </w:r>
+          </w:p>
+          <w:p>
+            <w:pPr>
+              <w:rPr>
+                <w:rFonts w:ascii="標楷體" w:eastAsia="標楷體" w:hAnsi="標楷體"/>
+              </w:rPr>
+            </w:pPr>
+            <w:r>
+              <w:rPr>
+                <w:rFonts w:ascii="標楷體" w:eastAsia="標楷體" w:hAnsi="標楷體" w:hint="eastAsia"/>
+              </w:rPr>
+              <w:t>守之不動 去去去</w:t>
+            </w:r>
+          </w:p>
+          <w:p>
+            <w:pPr>
+              <w:rPr>
+                <w:rFonts w:ascii="標楷體" w:eastAsia="標楷體" w:hAnsi="標楷體"/>
+              </w:rPr>
+            </w:pPr>
+            <w:r>
+              <w:rPr>
+                <w:rFonts w:ascii="標楷體" w:eastAsia="標楷體" w:hAnsi="標楷體" w:hint="eastAsia"/>
+              </w:rPr>
+              <w:t>億百千劫 走走走</w:t>
+            </w:r>
+          </w:p>
+          <w:p>
+            <w:pPr>
+              <w:rPr>
+                <w:rFonts w:ascii="標楷體" w:eastAsia="標楷體" w:hAnsi="標楷體"/>
+              </w:rPr>
+            </w:pPr>
+            <w:r>
+              <w:rPr>
+                <w:rFonts w:ascii="標楷體" w:eastAsia="標楷體" w:hAnsi="標楷體" w:hint="eastAsia"/>
+              </w:rPr>
+              <w:t>守之不動 行行行</w:t>
+            </w:r>
+          </w:p>
+          <w:p>
+            <w:pPr>
+              <w:rPr>
+                <w:rFonts w:ascii="標楷體" w:eastAsia="標楷體" w:hAnsi="標楷體"/>
+              </w:rPr>
+            </w:pPr>
+            <w:r>
+              <w:rPr>
+                <w:rFonts w:ascii="標楷體" w:eastAsia="標楷體" w:hAnsi="標楷體" w:hint="eastAsia"/>
+              </w:rPr>
+              <w:t>億百千劫 進進進</w:t>
+            </w:r>
+          </w:p>
+          <w:p>
+            <w:pPr>
+              <w:rPr>
+                <w:rFonts w:ascii="標楷體" w:eastAsia="標楷體" w:hAnsi="標楷體"/>
+              </w:rPr>
+            </w:pPr>
+            <w:r>
+              <w:rPr>
+                <w:rFonts w:ascii="標楷體" w:eastAsia="標楷體" w:hAnsi="標楷體" w:hint="eastAsia"/>
+              </w:rPr>
+              <w:t>守之不動 信 億百千劫 願</w:t>
+            </w:r>
+          </w:p>
+          <w:p>
+            <w:pPr>
+              <w:rPr>
+                <w:rFonts w:ascii="標楷體" w:eastAsia="標楷體" w:hAnsi="標楷體"/>
+              </w:rPr>
+            </w:pPr>
+            <w:r>
+              <w:rPr>
+                <w:rFonts w:ascii="標楷體" w:eastAsia="標楷體" w:hAnsi="標楷體" w:hint="eastAsia"/>
+              </w:rPr>
+              <w:t>守之不動 行</w:t>
+            </w:r>
+            <w:r>
+              <w:rPr>
+                <w:rFonts w:ascii="標楷體" w:eastAsia="標楷體" w:hAnsi="標楷體" w:hint="eastAsia"/>
+              </w:rPr>
+              <w:t xml:space="preserve"> </w:t>
+            </w:r>
+          </w:p>
+          <w:p>
+            <w:pPr>
+              <w:widowControl/>
+              <w:rPr>
+                <w:rFonts w:hint="eastAsia"/>
+              </w:rPr>
+            </w:pPr>
+            <w:r>
+              <w:rPr>
+                <w:rFonts w:ascii="標楷體" w:eastAsia="標楷體" w:hAnsi="標楷體" w:hint="eastAsia"/>
+              </w:rPr>
+              <w:t>佛 法 廣 傳 在 人 間</w:t>
+            </w:r>
+            <w:r>
+              <w:rPr>
+                <w:rFonts w:ascii="標楷體" w:eastAsia="標楷體" w:hAnsi="標楷體" w:hint="eastAsia"/>
+              </w:rPr>
+              <w:t xml:space="preserve"> </w:t>
+            </w:r>
+            <w:r>
+              <w:rPr>
+                <w:rFonts w:ascii="標楷體" w:eastAsia="標楷體" w:hAnsi="標楷體" w:hint="eastAsia"/>
+              </w:rPr>
+              <w:t xml:space="preserve"> 行~~願</w:t>
+            </w:r>
+          </w:p>
+        </w:tc>
+      </w:tr>
+      <w:tr>
+        <w:trPr>
+          <w:trHeight w:val="274"/>
+        </w:trPr>
+        <w:tc>
+          <w:tcPr>
+            <w:tcW w:w="1079" w:type="dxa"/>
+            <w:vMerge/>
+            <w:vAlign w:val="center"/>
+          </w:tcPr>
+          <w:p>
+            <w:pPr>
+              <w:rPr>
+                <w:rFonts w:hint="eastAsia"/>
+                <w:color w:val="000000"/>
+              </w:rPr>
+            </w:pPr>
+          </w:p>
+        </w:tc>
+        <w:tc>
+          <w:tcPr>
+            <w:tcW w:w="7217" w:type="dxa"/>
+          </w:tcPr>
+          <w:p>
+            <w:pPr>
+              <w:rPr>
+                <w:rFonts w:ascii="標楷體" w:eastAsia="標楷體" w:hAnsi="標楷體"/>
+                <w:color w:val="EE0000"/>
+              </w:rPr>
+            </w:pPr>
+            <w:r>
+              <w:rPr>
+                <w:rFonts w:ascii="標楷體" w:eastAsia="標楷體" w:hAnsi="標楷體" w:hint="eastAsia"/>
+                <w:color w:val="EE0000"/>
+              </w:rPr>
+              <w:t>8.開經偈/面向法師45度</w:t>
+            </w:r>
+          </w:p>
+          <w:p>
+            <w:pPr>
+              <w:rPr>
+                <w:rFonts w:ascii="標楷體" w:eastAsia="標楷體" w:hAnsi="標楷體"/>
+                <w:noProof/>
+              </w:rPr>
+            </w:pPr>
+            <w:r>
+              <w:rPr>
+                <w:rFonts w:ascii="標楷體" w:eastAsia="標楷體" w:hAnsi="標楷體"/>
+                <w:noProof/>
+              </w:rPr>
+              <w:drawing>
+                <wp:inline distT="0" distB="0" distL="0" distR="0" wp14:anchorId="6C8A0B92" wp14:editId="39E3F6BD">
+                  <wp:extent cx="4398010" cy="2478403"/>
+                  <wp:effectExtent l="0" t="0" r="0" b="0"/>
+                  <wp:docPr id="1291698761" name="圖片 10"/>
+                  <wp:cNvGraphicFramePr>
+                    <a:graphicFrameLocks xmlns:a="http://schemas.openxmlformats.org/drawingml/2006/main" noChangeAspect="1"/>
+                  </wp:cNvGraphicFramePr>
+                  <a:graphic xmlns:a="http://schemas.openxmlformats.org/drawingml/2006/main">
+                    <a:graphicData uri="http://schemas.openxmlformats.org/drawingml/2006/picture">
+                      <pic:pic xmlns:pic="http://schemas.openxmlformats.org/drawingml/2006/picture">
+                        <pic:nvPicPr>
+                          <pic:cNvPr id="0" name="Picture 11"/>
+                          <pic:cNvPicPr>
+                            <a:picLocks noChangeAspect="1" noChangeArrowheads="1"/>
+                          </pic:cNvPicPr>
+                        </pic:nvPicPr>
+                        <pic:blipFill>
+                          <a:blip r:embed="rId11" cstate="print">
+                            <a:extLst>
+                              <a:ext uri="{28A0092B-C50C-407E-A947-70E740481C1C}">
+                                <a14:useLocalDpi xmlns:a14="http://schemas.microsoft.com/office/drawing/2010/main" val="0"/>
+                              </a:ext>
+                            </a:extLst>
+                          </a:blip>
+                          <a:srcRect/>
+                          <a:stretch>
+                            <a:fillRect/>
+                          </a:stretch>
+                        </pic:blipFill>
+                        <pic:spPr bwMode="auto">
+                          <a:xfrm>
+                            <a:off x="0" y="0"/>
+                            <a:ext cx="4555011" cy="2566878"/>
+                          </a:xfrm>
+                          <a:prstGeom prst="rect">
+                            <a:avLst/>
+                          </a:prstGeom>
+                          <a:noFill/>
+                        </pic:spPr>
+                      </pic:pic>
+                    </a:graphicData>
+                  </a:graphic>
+                </wp:inline>
+              </w:drawing>
+            </w:r>
+          </w:p>
+          <w:p>
+            <w:pPr>
+              <w:rPr>
+                <w:rFonts w:ascii="標楷體" w:eastAsia="標楷體" w:hAnsi="標楷體"/>
+              </w:rPr>
+            </w:pPr>
+            <w:r>
+              <w:rPr>
+                <w:rFonts w:ascii="標楷體" w:eastAsia="標楷體" w:hAnsi="標楷體" w:hint="eastAsia"/>
+              </w:rPr>
+              <w:t>【開經偈】</w:t>
+            </w:r>
+          </w:p>
+          <w:p>
+            <w:pPr>
+              <w:rPr>
+                <w:rFonts w:ascii="標楷體" w:eastAsia="標楷體" w:hAnsi="標楷體"/>
+              </w:rPr>
+            </w:pPr>
+            <w:r>
+              <w:rPr>
+                <w:rFonts w:ascii="標楷體" w:eastAsia="標楷體" w:hAnsi="標楷體" w:hint="eastAsia"/>
+              </w:rPr>
+              <w:t>無上甚深微妙法</w:t>
+            </w:r>
+          </w:p>
+          <w:p>
+            <w:pPr>
+              <w:rPr>
+                <w:rFonts w:ascii="標楷體" w:eastAsia="標楷體" w:hAnsi="標楷體"/>
+              </w:rPr>
+            </w:pPr>
+            <w:r>
+              <w:rPr>
+                <w:rFonts w:ascii="標楷體" w:eastAsia="標楷體" w:hAnsi="標楷體" w:hint="eastAsia"/>
+              </w:rPr>
+              <w:t>百千萬劫難遭遇</w:t>
+            </w:r>
+          </w:p>
+          <w:p>
+            <w:pPr>
+              <w:rPr>
+                <w:rFonts w:ascii="標楷體" w:eastAsia="標楷體" w:hAnsi="標楷體"/>
+              </w:rPr>
+            </w:pPr>
+            <w:r>
+              <w:rPr>
+                <w:rFonts w:ascii="標楷體" w:eastAsia="標楷體" w:hAnsi="標楷體" w:hint="eastAsia"/>
+              </w:rPr>
+              <w:t>我今見聞得受持</w:t>
+            </w:r>
+          </w:p>
+          <w:p>
+            <w:pPr>
+              <w:rPr>
+                <w:rFonts w:ascii="標楷體" w:eastAsia="標楷體" w:hAnsi="標楷體" w:hint="eastAsia"/>
+                <w:noProof/>
+              </w:rPr>
+            </w:pPr>
+            <w:r>
+              <w:rPr>
+                <w:rFonts w:ascii="標楷體" w:eastAsia="標楷體" w:hAnsi="標楷體" w:hint="eastAsia"/>
+              </w:rPr>
+              <w:lastRenderedPageBreak/>
+              <w:t>願解如來真實義</w:t>
+            </w:r>
+          </w:p>
+        </w:tc>
+      </w:tr>
+      <w:tr>
+        <w:trPr>
+          <w:trHeight w:val="447"/>
+        </w:trPr>
+        <w:tc>
+          <w:tcPr>
+            <w:tcW w:w="1079" w:type="dxa"/>
+            <w:vMerge w:val="restart"/>
+            <w:vAlign w:val="center"/>
+          </w:tcPr>
+          <w:p>
+            <w:pPr>
+              <w:rPr>
+                <w:rFonts w:hint="eastAsia"/>
+                <w:color w:val="000000"/>
+              </w:rPr>
+            </w:pPr>
+            <w:r>
+              <w:rPr>
+                <w:rFonts w:hint="eastAsia"/>
+                <w:color w:val="000000"/>
+              </w:rPr>
+              <w:lastRenderedPageBreak/>
+              <w:t>04</w:t>
+            </w:r>
+            <w:r>
+              <w:rPr>
+                <w:rFonts w:hint="eastAsia"/>
+                <w:color w:val="000000"/>
+              </w:rPr>
+              <w:t>靜思家風</w:t>
+            </w:r>
+          </w:p>
+        </w:tc>
+        <w:tc>
+          <w:tcPr>
+            <w:tcW w:w="7217" w:type="dxa"/>
+          </w:tcPr>
+          <w:p>
+            <w:pPr>
+              <w:widowControl/>
+            </w:pPr>
+            <w:r>
+              <w:rPr>
+                <w:rFonts w:ascii="標楷體" w:eastAsia="標楷體" w:hAnsi="標楷體" w:hint="eastAsia"/>
+                <w:color w:val="EE0000"/>
+              </w:rPr>
+              <w:t>9.</w:t>
+            </w:r>
+            <w:r>
+              <w:rPr>
+                <w:rFonts w:ascii="標楷體" w:eastAsia="標楷體" w:hAnsi="標楷體" w:hint="eastAsia"/>
+                <w:color w:val="EE0000"/>
+                <w:sz w:val="20"/>
+                <w:szCs w:val="20"/>
+              </w:rPr>
+              <w:t>扛天下米籮/</w:t>
+            </w:r>
+            <w:r>
+              <w:rPr>
+                <w:rFonts w:ascii="標楷體" w:eastAsia="標楷體" w:hAnsi="標楷體" w:hint="eastAsia"/>
+                <w:color w:val="EE0000"/>
+              </w:rPr>
+              <w:t>甲45度</w:t>
+            </w:r>
+          </w:p>
+          <w:p>
+            <w:pPr>
+              <w:widowControl/>
+            </w:pPr>
+            <w:r>
+              <w:rPr>
+                <w:rFonts w:ascii="標楷體" w:eastAsia="標楷體" w:hAnsi="標楷體"/>
+                <w:noProof/>
+              </w:rPr>
+              <w:drawing>
+                <wp:inline distT="0" distB="0" distL="0" distR="0" wp14:anchorId="000DB4E8" wp14:editId="57F50EAC">
+                  <wp:extent cx="4445876" cy="2554329"/>
+                  <wp:effectExtent l="0" t="0" r="0" b="0"/>
+                  <wp:docPr id="732648587" name="圖片 13"/>
+                  <wp:cNvGraphicFramePr>
+                    <a:graphicFrameLocks xmlns:a="http://schemas.openxmlformats.org/drawingml/2006/main" noChangeAspect="1"/>
+                  </wp:cNvGraphicFramePr>
+                  <a:graphic xmlns:a="http://schemas.openxmlformats.org/drawingml/2006/main">
+                    <a:graphicData uri="http://schemas.openxmlformats.org/drawingml/2006/picture">
+                      <pic:pic xmlns:pic="http://schemas.openxmlformats.org/drawingml/2006/picture">
+                        <pic:nvPicPr>
+                          <pic:cNvPr id="0" name="Picture 14"/>
+                          <pic:cNvPicPr>
+                            <a:picLocks noChangeAspect="1" noChangeArrowheads="1"/>
+                          </pic:cNvPicPr>
+                        </pic:nvPicPr>
+                        <pic:blipFill>
+                          <a:blip r:embed="rId12" cstate="print">
+                            <a:extLst>
+                              <a:ext uri="{28A0092B-C50C-407E-A947-70E740481C1C}">
+                                <a14:useLocalDpi xmlns:a14="http://schemas.microsoft.com/office/drawing/2010/main" val="0"/>
+                              </a:ext>
+                            </a:extLst>
+                          </a:blip>
+                          <a:srcRect/>
+                          <a:stretch>
+                            <a:fillRect/>
+                          </a:stretch>
+                        </pic:blipFill>
+                        <pic:spPr bwMode="auto">
+                          <a:xfrm>
+                            <a:off x="0" y="0"/>
+                            <a:ext cx="4525161" cy="2599881"/>
+                          </a:xfrm>
+                          <a:prstGeom prst="rect">
+                            <a:avLst/>
+                          </a:prstGeom>
+                          <a:noFill/>
+                        </pic:spPr>
+                      </pic:pic>
+                    </a:graphicData>
+                  </a:graphic>
+                </wp:inline>
+              </w:drawing>
+            </w:r>
+          </w:p>
+          <w:p>
+            <w:pPr>
+              <w:rPr>
+                <w:rFonts w:ascii="標楷體" w:eastAsia="標楷體" w:hAnsi="標楷體"/>
+              </w:rPr>
+            </w:pPr>
+            <w:r>
+              <w:rPr>
+                <w:rFonts w:ascii="標楷體" w:eastAsia="標楷體" w:hAnsi="標楷體" w:hint="eastAsia"/>
+              </w:rPr>
+              <w:t>潤漬眾生</w:t>
+            </w:r>
+            <w:r>
+              <w:rPr>
+                <w:rFonts w:ascii="標楷體" w:eastAsia="標楷體" w:hAnsi="標楷體" w:hint="eastAsia"/>
+              </w:rPr>
+              <w:t xml:space="preserve"> </w:t>
+            </w:r>
+            <w:r>
+              <w:rPr>
+                <w:rFonts w:ascii="標楷體" w:eastAsia="標楷體" w:hAnsi="標楷體" w:hint="eastAsia"/>
+              </w:rPr>
+              <w:t>諸有善根</w:t>
+            </w:r>
+          </w:p>
+          <w:p>
+            <w:pPr>
+              <w:rPr>
+                <w:rFonts w:ascii="標楷體" w:eastAsia="標楷體" w:hAnsi="標楷體"/>
+              </w:rPr>
+            </w:pPr>
+            <w:r>
+              <w:rPr>
+                <w:rFonts w:ascii="標楷體" w:eastAsia="標楷體" w:hAnsi="標楷體" w:hint="eastAsia"/>
+              </w:rPr>
+              <w:t>布善種(厚子)遍功德(厚田)</w:t>
+            </w:r>
+          </w:p>
+          <w:p>
+            <w:pPr>
+              <w:rPr>
+                <w:rFonts w:ascii="標楷體" w:eastAsia="標楷體" w:hAnsi="標楷體"/>
+              </w:rPr>
+            </w:pPr>
+            <w:r>
+              <w:rPr>
+                <w:rFonts w:ascii="標楷體" w:eastAsia="標楷體" w:hAnsi="標楷體" w:hint="eastAsia"/>
+                <w:color w:val="FF0000"/>
+              </w:rPr>
+              <w:t>普令一</w:t>
+            </w:r>
+            <w:r>
+              <w:rPr>
+                <w:rFonts w:ascii="標楷體" w:eastAsia="標楷體" w:hAnsi="標楷體"/>
+                <w:color w:val="FF0000"/>
+              </w:rPr>
+              <w:t>(</w:t>
+            </w:r>
+            <w:r>
+              <w:rPr>
+                <w:rFonts w:ascii="標楷體" w:eastAsia="標楷體" w:hAnsi="標楷體" w:hint="eastAsia"/>
+                <w:color w:val="FF0000"/>
+              </w:rPr>
+              <w:t>厚切</w:t>
+            </w:r>
+            <w:r>
+              <w:rPr>
+                <w:rFonts w:ascii="標楷體" w:eastAsia="標楷體" w:hAnsi="標楷體"/>
+                <w:color w:val="FF0000"/>
+              </w:rPr>
+              <w:t>)</w:t>
+            </w:r>
+            <w:r>
+              <w:rPr>
+                <w:rFonts w:ascii="標楷體" w:eastAsia="標楷體" w:hAnsi="標楷體" w:hint="eastAsia"/>
+              </w:rPr>
+              <w:t>發菩提</w:t>
+            </w:r>
+            <w:r>
+              <w:rPr>
+                <w:rFonts w:ascii="標楷體" w:eastAsia="標楷體" w:hAnsi="標楷體"/>
+              </w:rPr>
+              <w:t>(</w:t>
+            </w:r>
+            <w:r>
+              <w:rPr>
+                <w:rFonts w:ascii="標楷體" w:eastAsia="標楷體" w:hAnsi="標楷體" w:hint="eastAsia"/>
+              </w:rPr>
+              <w:t>厚萌</w:t>
+            </w:r>
+            <w:r>
+              <w:rPr>
+                <w:rFonts w:ascii="標楷體" w:eastAsia="標楷體" w:hAnsi="標楷體"/>
+              </w:rPr>
+              <w:t>)</w:t>
+            </w:r>
+            <w:r>
+              <w:rPr>
+                <w:rFonts w:ascii="標楷體" w:eastAsia="標楷體" w:hAnsi="標楷體" w:hint="eastAsia"/>
+              </w:rPr>
+              <w:t>智慧日月</w:t>
+            </w:r>
+            <w:r>
+              <w:rPr>
+                <w:rFonts w:ascii="標楷體" w:eastAsia="標楷體" w:hAnsi="標楷體" w:hint="eastAsia"/>
+              </w:rPr>
+              <w:t xml:space="preserve"> </w:t>
+            </w:r>
+            <w:r>
+              <w:rPr>
+                <w:rFonts w:ascii="標楷體" w:eastAsia="標楷體" w:hAnsi="標楷體" w:hint="eastAsia"/>
+              </w:rPr>
+              <w:t>方便時節</w:t>
+            </w:r>
+            <w:r>
+              <w:rPr>
+                <w:rFonts w:ascii="標楷體" w:eastAsia="標楷體" w:hAnsi="標楷體" w:hint="eastAsia"/>
+              </w:rPr>
+              <w:t xml:space="preserve"> </w:t>
+            </w:r>
+          </w:p>
+          <w:p>
+            <w:pPr>
+              <w:rPr>
+                <w:rFonts w:ascii="標楷體" w:eastAsia="標楷體" w:hAnsi="標楷體"/>
+              </w:rPr>
+            </w:pPr>
+            <w:r>
+              <w:rPr>
+                <w:rFonts w:ascii="標楷體" w:eastAsia="標楷體" w:hAnsi="標楷體" w:hint="eastAsia"/>
+              </w:rPr>
+              <w:t>扶踈增長</w:t>
+            </w:r>
+            <w:r>
+              <w:rPr>
+                <w:rFonts w:ascii="標楷體" w:eastAsia="標楷體" w:hAnsi="標楷體" w:hint="eastAsia"/>
+              </w:rPr>
+              <w:t xml:space="preserve"> </w:t>
+            </w:r>
+            <w:r>
+              <w:rPr>
+                <w:rFonts w:ascii="標楷體" w:eastAsia="標楷體" w:hAnsi="標楷體" w:hint="eastAsia"/>
+              </w:rPr>
+              <w:t>大乘事業</w:t>
+            </w:r>
+          </w:p>
+          <w:p>
+            <w:pPr>
+              <w:rPr>
+                <w:rFonts w:ascii="標楷體" w:eastAsia="標楷體" w:hAnsi="標楷體"/>
+              </w:rPr>
+            </w:pPr>
+            <w:r>
+              <w:rPr>
+                <w:rFonts w:ascii="標楷體" w:eastAsia="標楷體" w:hAnsi="標楷體" w:hint="eastAsia"/>
+              </w:rPr>
+              <w:t xml:space="preserve">我決定要消弭貧窮 </w:t>
+            </w:r>
+          </w:p>
+          <w:p>
+            <w:pPr>
+              <w:rPr>
+                <w:rFonts w:ascii="標楷體" w:eastAsia="標楷體" w:hAnsi="標楷體"/>
+              </w:rPr>
+            </w:pPr>
+            <w:r>
+              <w:rPr>
+                <w:rFonts w:ascii="標楷體" w:eastAsia="標楷體" w:hAnsi="標楷體" w:hint="eastAsia"/>
+              </w:rPr>
+              <w:t>扛天下米籮</w:t>
+            </w:r>
+            <w:r>
+              <w:rPr>
+                <w:rFonts w:ascii="標楷體" w:eastAsia="標楷體" w:hAnsi="標楷體" w:hint="eastAsia"/>
+              </w:rPr>
+              <w:t xml:space="preserve">  </w:t>
+            </w:r>
+          </w:p>
+          <w:p>
+            <w:pPr>
+              <w:widowControl/>
+              <w:rPr>
+                <w:rFonts w:hint="eastAsia"/>
+              </w:rPr>
+            </w:pPr>
+            <w:r>
+              <w:rPr>
+                <w:rFonts w:ascii="標楷體" w:eastAsia="標楷體" w:hAnsi="標楷體" w:hint="eastAsia"/>
+              </w:rPr>
+              <w:t>讓人人都能力行菩薩道</w:t>
+            </w:r>
+          </w:p>
+        </w:tc>
+      </w:tr>
+      <w:tr>
+        <w:trPr>
+          <w:trHeight w:val="447"/>
+        </w:trPr>
+        <w:tc>
+          <w:tcPr>
+            <w:tcW w:w="1079" w:type="dxa"/>
+            <w:vMerge/>
+            <w:vAlign w:val="center"/>
+          </w:tcPr>
+          <w:p>
+            <w:pPr>
+              <w:rPr>
+                <w:rFonts w:hint="eastAsia"/>
+                <w:color w:val="000000"/>
+              </w:rPr>
+            </w:pPr>
+          </w:p>
+        </w:tc>
+        <w:tc>
+          <w:tcPr>
+            <w:tcW w:w="7217" w:type="dxa"/>
+          </w:tcPr>
+          <w:p>
+            <w:r>
+              <w:rPr>
+                <w:rFonts w:ascii="標楷體" w:eastAsia="標楷體" w:hAnsi="標楷體" w:hint="eastAsia"/>
+                <w:color w:val="EE0000"/>
+              </w:rPr>
+              <w:t>10.靜思家風/面向法師45度</w:t>
+            </w:r>
+          </w:p>
+          <w:p>
+            <w:pPr>
+              <w:widowControl/>
+              <w:rPr>
+                <w:rFonts w:hint="eastAsia"/>
+              </w:rPr>
+            </w:pPr>
+            <w:r>
+              <w:rPr>
+                <w:rFonts w:ascii="標楷體" w:eastAsia="標楷體" w:hAnsi="標楷體"/>
+                <w:noProof/>
+              </w:rPr>
+              <w:drawing>
+                <wp:inline distT="0" distB="0" distL="0" distR="0" wp14:anchorId="1410C355" wp14:editId="306E58B0">
+                  <wp:extent cx="4445635" cy="2513078"/>
+                  <wp:effectExtent l="0" t="0" r="0" b="1905"/>
+                  <wp:docPr id="1268375221" name="圖片 1"/>
+                  <wp:cNvGraphicFramePr>
+                    <a:graphicFrameLocks xmlns:a="http://schemas.openxmlformats.org/drawingml/2006/main" noChangeAspect="1"/>
+                  </wp:cNvGraphicFramePr>
+                  <a:graphic xmlns:a="http://schemas.openxmlformats.org/drawingml/2006/main">
+                    <a:graphicData uri="http://schemas.openxmlformats.org/drawingml/2006/picture">
+                      <pic:pic xmlns:pic="http://schemas.openxmlformats.org/drawingml/2006/picture">
+                        <pic:nvPicPr>
+                          <pic:cNvPr id="1268375221" name=""/>
+                          <pic:cNvPicPr/>
+                        </pic:nvPicPr>
+                        <pic:blipFill>
+                          <a:blip r:embed="rId13"/>
+                          <a:stretch>
+                            <a:fillRect/>
+                          </a:stretch>
+                        </pic:blipFill>
+                        <pic:spPr>
+                          <a:xfrm>
+                            <a:off x="0" y="0"/>
+                            <a:ext cx="4483172" cy="2534297"/>
+                          </a:xfrm>
+                          <a:prstGeom prst="rect">
+                            <a:avLst/>
+                          </a:prstGeom>
+                        </pic:spPr>
+                      </pic:pic>
+                    </a:graphicData>
+                  </a:graphic>
+                </wp:inline>
+              </w:drawing>
             </w:r>
           </w:p>
         </w:tc>
@@ -53,323 +2372,128 @@
       <w:tr>
         <w:tc>
           <w:tcPr>
-            <w:tcW w:w="2122" w:type="dxa"/>
+            <w:tcW w:w="1079" w:type="dxa"/>
             <w:vAlign w:val="center"/>
           </w:tcPr>
           <w:p>
-            <w:pPr>
-              <w:rPr>
-                <w:rFonts w:hint="eastAsia"/>
-              </w:rPr>
-            </w:pPr>
             <w:r>
               <w:rPr>
                 <w:rFonts w:hint="eastAsia"/>
                 <w:color w:val="000000"/>
               </w:rPr>
-              <w:t>01</w:t>
+              <w:t>05-1</w:t>
             </w:r>
             <w:r>
               <w:rPr>
                 <w:rFonts w:hint="eastAsia"/>
                 <w:color w:val="000000"/>
               </w:rPr>
-              <w:t>圓形</w:t>
+              <w:t>有法船</w:t>
             </w:r>
           </w:p>
         </w:tc>
         <w:tc>
           <w:tcPr>
-            <w:tcW w:w="6174" w:type="dxa"/>
+            <w:tcW w:w="7217" w:type="dxa"/>
           </w:tcPr>
           <w:p>
             <w:pPr>
               <w:widowControl/>
               <w:rPr>
-                <w:rFonts w:ascii="新細明體" w:eastAsia="新細明體" w:hAnsi="新細明體" w:cs="新細明體"/>
-                <w:kern w:val="0"/>
-                <w14:ligatures w14:val="none"/>
-              </w:rPr>
-            </w:pPr>
-            <w:r>
-              <w:rPr>
-                <w:rFonts w:ascii="新細明體" w:eastAsia="新細明體" w:hAnsi="新細明體" w:cs="新細明體"/>
-                <w:kern w:val="0"/>
-                <w14:ligatures w14:val="none"/>
-              </w:rPr>
-              <w:t>甲</w:t>
-            </w:r>
-            <w:r>
-              <w:rPr>
-                <w:rFonts w:ascii="新細明體" w:eastAsia="新細明體" w:hAnsi="新細明體" w:cs="新細明體" w:hint="eastAsia"/>
-                <w:kern w:val="0"/>
-                <w14:ligatures w14:val="none"/>
-              </w:rPr>
-              <w:t>舞台，</w:t>
-            </w:r>
-            <w:r>
-              <w:rPr>
-                <w:rFonts w:ascii="新細明體" w:eastAsia="新細明體" w:hAnsi="新細明體" w:cs="新細明體"/>
-                <w:kern w:val="0"/>
-                <w14:ligatures w14:val="none"/>
-              </w:rPr>
-              <w:t>45</w:t>
-            </w:r>
-            <w:r>
-              <w:rPr>
-                <w:rFonts w:ascii="新細明體" w:eastAsia="新細明體" w:hAnsi="新細明體" w:cs="新細明體" w:hint="eastAsia"/>
-                <w:kern w:val="0"/>
-                <w14:ligatures w14:val="none"/>
-              </w:rPr>
-              <w:t>度</w:t>
-            </w:r>
-            <w:r>
-              <w:rPr>
-                <w:rFonts w:ascii="新細明體" w:eastAsia="新細明體" w:hAnsi="新細明體" w:cs="新細明體" w:hint="eastAsia"/>
-                <w:kern w:val="0"/>
-                <w14:ligatures w14:val="none"/>
-              </w:rPr>
-              <w:t>，</w:t>
-            </w:r>
-            <w:r>
-              <w:rPr>
-                <w:rFonts w:ascii="新細明體" w:eastAsia="新細明體" w:hAnsi="新細明體" w:cs="新細明體" w:hint="eastAsia"/>
-                <w:kern w:val="0"/>
-                <w14:ligatures w14:val="none"/>
-              </w:rPr>
-              <w:t>序</w:t>
-            </w:r>
-            <w:r>
-              <w:rPr>
-                <w:rFonts w:ascii="新細明體" w:eastAsia="新細明體" w:hAnsi="新細明體" w:cs="新細明體"/>
-                <w:kern w:val="0"/>
-                <w14:ligatures w14:val="none"/>
-              </w:rPr>
-              <w:t>無量量法門...請佛轉法輪</w:t>
+                <w:rFonts w:ascii="標楷體" w:eastAsia="標楷體" w:hAnsi="標楷體"/>
+                <w:color w:val="EE0000"/>
+              </w:rPr>
+            </w:pPr>
+            <w:r>
+              <w:rPr>
+                <w:rFonts w:ascii="標楷體" w:eastAsia="標楷體" w:hAnsi="標楷體" w:hint="eastAsia"/>
+                <w:color w:val="EE0000"/>
+              </w:rPr>
+              <w:t>11.點一盞燈/ 面向法師45度</w:t>
+            </w:r>
+          </w:p>
+          <w:p>
+            <w:pPr>
+              <w:rPr>
+                <w:rFonts w:ascii="標楷體" w:eastAsia="標楷體" w:hAnsi="標楷體"/>
+                <w:color w:val="FF0000"/>
+              </w:rPr>
+            </w:pPr>
+            <w:r>
+              <w:rPr>
+                <w:rFonts w:ascii="標楷體" w:eastAsia="標楷體" w:hAnsi="標楷體" w:hint="eastAsia"/>
+                <w:color w:val="FF0000"/>
+              </w:rPr>
+              <w:t xml:space="preserve">在黑暗角落點一盞燈 </w:t>
+            </w:r>
+          </w:p>
+          <w:p>
+            <w:pPr>
+              <w:rPr>
+                <w:rFonts w:ascii="標楷體" w:eastAsia="標楷體" w:hAnsi="標楷體"/>
+                <w:color w:val="FF0000"/>
+              </w:rPr>
+            </w:pPr>
+            <w:r>
+              <w:rPr>
+                <w:rFonts w:ascii="標楷體" w:eastAsia="標楷體" w:hAnsi="標楷體" w:hint="eastAsia"/>
+                <w:color w:val="FF0000"/>
+              </w:rPr>
+              <w:t>慈悲智慧的化身</w:t>
+            </w:r>
+          </w:p>
+          <w:p>
+            <w:pPr>
+              <w:rPr>
+                <w:rFonts w:ascii="標楷體" w:eastAsia="標楷體" w:hAnsi="標楷體"/>
+                <w:color w:val="FF0000"/>
+              </w:rPr>
+            </w:pPr>
+          </w:p>
+          <w:p>
+            <w:pPr>
+              <w:rPr>
+                <w:rFonts w:ascii="標楷體" w:eastAsia="標楷體" w:hAnsi="標楷體"/>
+                <w:color w:val="FF0000"/>
+              </w:rPr>
+            </w:pPr>
+            <w:r>
+              <w:rPr>
+                <w:rFonts w:ascii="標楷體" w:eastAsia="標楷體" w:hAnsi="標楷體" w:hint="eastAsia"/>
+                <w:color w:val="FF0000"/>
+              </w:rPr>
+              <w:t>在淒寒路上生一堆火</w:t>
+            </w:r>
+          </w:p>
+          <w:p>
+            <w:pPr>
+              <w:rPr>
+                <w:rFonts w:ascii="標楷體" w:eastAsia="標楷體" w:hAnsi="標楷體"/>
+                <w:color w:val="FF0000"/>
+              </w:rPr>
+            </w:pPr>
+            <w:r>
+              <w:rPr>
+                <w:rFonts w:ascii="標楷體" w:eastAsia="標楷體" w:hAnsi="標楷體" w:hint="eastAsia"/>
+                <w:color w:val="FF0000"/>
+              </w:rPr>
+              <w:lastRenderedPageBreak/>
+              <w:t>但願眾生得離苦</w:t>
             </w:r>
           </w:p>
           <w:p>
             <w:pPr>
               <w:widowControl/>
               <w:rPr>
-                <w:rFonts w:ascii="新細明體" w:eastAsia="新細明體" w:hAnsi="新細明體" w:cs="新細明體"/>
-                <w:kern w:val="0"/>
-                <w14:ligatures w14:val="none"/>
-              </w:rPr>
-            </w:pPr>
-            <w:r>
-              <w:rPr>
-                <w:rFonts w:ascii="新細明體" w:eastAsia="新細明體" w:hAnsi="新細明體" w:cs="新細明體"/>
-                <w:kern w:val="0"/>
-                <w14:ligatures w14:val="none"/>
-              </w:rPr>
-              <w:t>甲</w:t>
-            </w:r>
-            <w:r>
-              <w:rPr>
-                <w:rFonts w:ascii="新細明體" w:eastAsia="新細明體" w:hAnsi="新細明體" w:cs="新細明體" w:hint="eastAsia"/>
-                <w:kern w:val="0"/>
-                <w14:ligatures w14:val="none"/>
-              </w:rPr>
-              <w:t>舞台</w:t>
-            </w:r>
-            <w:r>
-              <w:rPr>
-                <w:rFonts w:ascii="新細明體" w:eastAsia="新細明體" w:hAnsi="新細明體" w:cs="新細明體" w:hint="eastAsia"/>
-                <w:kern w:val="0"/>
-                <w14:ligatures w14:val="none"/>
-              </w:rPr>
-              <w:t>，</w:t>
-            </w:r>
-            <w:r>
-              <w:rPr>
-                <w:rFonts w:ascii="新細明體" w:eastAsia="新細明體" w:hAnsi="新細明體" w:cs="新細明體"/>
-                <w:kern w:val="0"/>
-                <w14:ligatures w14:val="none"/>
-              </w:rPr>
-              <w:t>45</w:t>
-            </w:r>
-            <w:r>
-              <w:rPr>
-                <w:rFonts w:ascii="新細明體" w:eastAsia="新細明體" w:hAnsi="新細明體" w:cs="新細明體" w:hint="eastAsia"/>
-                <w:kern w:val="0"/>
-                <w14:ligatures w14:val="none"/>
-              </w:rPr>
-              <w:t>度，</w:t>
-            </w:r>
-            <w:r>
-              <w:rPr>
-                <w:rFonts w:ascii="新細明體" w:eastAsia="新細明體" w:hAnsi="新細明體" w:cs="新細明體"/>
-                <w:kern w:val="0"/>
-                <w14:ligatures w14:val="none"/>
-              </w:rPr>
-              <w:t>生:恭喜...前來禮</w:t>
-            </w:r>
-          </w:p>
-          <w:p>
-            <w:pPr>
-              <w:widowControl/>
-              <w:rPr>
-                <w:rFonts w:ascii="新細明體" w:eastAsia="新細明體" w:hAnsi="新細明體" w:cs="新細明體"/>
-                <w:kern w:val="0"/>
-                <w14:ligatures w14:val="none"/>
-              </w:rPr>
-            </w:pPr>
-            <w:r>
-              <w:rPr>
-                <w:rFonts w:ascii="新細明體" w:eastAsia="新細明體" w:hAnsi="新細明體" w:cs="新細明體"/>
-                <w:kern w:val="0"/>
-                <w14:ligatures w14:val="none"/>
-              </w:rPr>
-              <w:t>乙</w:t>
-            </w:r>
-            <w:r>
-              <w:rPr>
-                <w:rFonts w:ascii="新細明體" w:eastAsia="新細明體" w:hAnsi="新細明體" w:cs="新細明體" w:hint="eastAsia"/>
-                <w:kern w:val="0"/>
-                <w14:ligatures w14:val="none"/>
-              </w:rPr>
-              <w:t>舞台</w:t>
-            </w:r>
-            <w:r>
-              <w:rPr>
-                <w:rFonts w:ascii="新細明體" w:eastAsia="新細明體" w:hAnsi="新細明體" w:cs="新細明體" w:hint="eastAsia"/>
-                <w:kern w:val="0"/>
-                <w14:ligatures w14:val="none"/>
-              </w:rPr>
-              <w:t>，</w:t>
-            </w:r>
-            <w:r>
-              <w:rPr>
-                <w:rFonts w:ascii="新細明體" w:eastAsia="新細明體" w:hAnsi="新細明體" w:cs="新細明體"/>
-                <w:kern w:val="0"/>
-                <w14:ligatures w14:val="none"/>
-              </w:rPr>
-              <w:t>老:流逝光陰老去的苦悶分秒磋跎的警鐘</w:t>
-            </w:r>
-          </w:p>
-          <w:p>
-            <w:pPr>
-              <w:widowControl/>
-              <w:rPr>
-                <w:rFonts w:ascii="新細明體" w:eastAsia="新細明體" w:hAnsi="新細明體" w:cs="新細明體"/>
-                <w:kern w:val="0"/>
-                <w14:ligatures w14:val="none"/>
-              </w:rPr>
-            </w:pPr>
-            <w:r>
-              <w:rPr>
-                <w:rFonts w:ascii="新細明體" w:eastAsia="新細明體" w:hAnsi="新細明體" w:cs="新細明體"/>
-                <w:kern w:val="0"/>
-                <w14:ligatures w14:val="none"/>
-              </w:rPr>
-              <w:t>乙</w:t>
-            </w:r>
-            <w:r>
-              <w:rPr>
-                <w:rFonts w:ascii="新細明體" w:eastAsia="新細明體" w:hAnsi="新細明體" w:cs="新細明體" w:hint="eastAsia"/>
-                <w:kern w:val="0"/>
-                <w14:ligatures w14:val="none"/>
-              </w:rPr>
-              <w:t>舞台</w:t>
-            </w:r>
-            <w:r>
-              <w:rPr>
-                <w:rFonts w:ascii="新細明體" w:eastAsia="新細明體" w:hAnsi="新細明體" w:cs="新細明體" w:hint="eastAsia"/>
-                <w:kern w:val="0"/>
-                <w14:ligatures w14:val="none"/>
-              </w:rPr>
-              <w:t>，</w:t>
-            </w:r>
-            <w:r>
-              <w:rPr>
-                <w:rFonts w:ascii="新細明體" w:eastAsia="新細明體" w:hAnsi="新細明體" w:cs="新細明體"/>
-                <w:kern w:val="0"/>
-                <w14:ligatures w14:val="none"/>
-              </w:rPr>
-              <w:t>病:病症摧殘惡道苦報患病...無常...兇險</w:t>
-            </w:r>
-          </w:p>
-          <w:p>
-            <w:pPr>
-              <w:widowControl/>
-              <w:rPr>
-                <w:rFonts w:ascii="新細明體" w:eastAsia="新細明體" w:hAnsi="新細明體" w:cs="新細明體"/>
-                <w:kern w:val="0"/>
-                <w14:ligatures w14:val="none"/>
-              </w:rPr>
-            </w:pPr>
-            <w:r>
-              <w:rPr>
-                <w:rFonts w:ascii="新細明體" w:eastAsia="新細明體" w:hAnsi="新細明體" w:cs="新細明體"/>
-                <w:kern w:val="0"/>
-                <w14:ligatures w14:val="none"/>
-              </w:rPr>
-              <w:t>乙</w:t>
-            </w:r>
-            <w:r>
-              <w:rPr>
-                <w:rFonts w:ascii="新細明體" w:eastAsia="新細明體" w:hAnsi="新細明體" w:cs="新細明體" w:hint="eastAsia"/>
-                <w:kern w:val="0"/>
-                <w14:ligatures w14:val="none"/>
-              </w:rPr>
-              <w:t>舞台</w:t>
-            </w:r>
-            <w:r>
-              <w:rPr>
-                <w:rFonts w:ascii="新細明體" w:eastAsia="新細明體" w:hAnsi="新細明體" w:cs="新細明體" w:hint="eastAsia"/>
-                <w:kern w:val="0"/>
-                <w14:ligatures w14:val="none"/>
-              </w:rPr>
-              <w:t>，</w:t>
-            </w:r>
-            <w:r>
-              <w:rPr>
-                <w:rFonts w:ascii="新細明體" w:eastAsia="新細明體" w:hAnsi="新細明體" w:cs="新細明體"/>
-                <w:kern w:val="0"/>
-                <w14:ligatures w14:val="none"/>
-              </w:rPr>
-              <w:t>死:人生苦短..死亡的苦 醒思生命的意涵</w:t>
-            </w:r>
-          </w:p>
-          <w:p>
-            <w:pPr>
-              <w:widowControl/>
-              <w:rPr>
                 <w:rFonts w:hint="eastAsia"/>
               </w:rPr>
             </w:pPr>
             <w:r>
               <w:rPr>
-                <w:rFonts w:ascii="新細明體" w:eastAsia="新細明體" w:hAnsi="新細明體" w:cs="新細明體"/>
-                <w:kern w:val="0"/>
-                <w14:ligatures w14:val="none"/>
-              </w:rPr>
-              <w:t>乙</w:t>
-            </w:r>
-            <w:r>
-              <w:rPr>
-                <w:rFonts w:ascii="新細明體" w:eastAsia="新細明體" w:hAnsi="新細明體" w:cs="新細明體" w:hint="eastAsia"/>
-                <w:kern w:val="0"/>
-                <w14:ligatures w14:val="none"/>
-              </w:rPr>
-              <w:t>舞台</w:t>
-            </w:r>
-            <w:r>
-              <w:rPr>
-                <w:rFonts w:ascii="新細明體" w:eastAsia="新細明體" w:hAnsi="新細明體" w:cs="新細明體" w:hint="eastAsia"/>
-                <w:kern w:val="0"/>
-                <w14:ligatures w14:val="none"/>
-              </w:rPr>
-              <w:t>，</w:t>
-            </w:r>
-            <w:r>
-              <w:rPr>
-                <w:rFonts w:ascii="新細明體" w:eastAsia="新細明體" w:hAnsi="新細明體" w:cs="新細明體"/>
-                <w:kern w:val="0"/>
-                <w14:ligatures w14:val="none"/>
-              </w:rPr>
-              <w:t>甲六度:開示...</w:t>
+                <w:rFonts w:ascii="標楷體" w:eastAsia="標楷體" w:hAnsi="標楷體" w:hint="eastAsia"/>
+                <w:color w:val="FF0000"/>
+              </w:rPr>
+              <w:t>廣披天下盡歡顏</w:t>
             </w:r>
           </w:p>
         </w:tc>
@@ -377,38 +2501,82 @@
       <w:tr>
         <w:tc>
           <w:tcPr>
-            <w:tcW w:w="2122" w:type="dxa"/>
+            <w:tcW w:w="1079" w:type="dxa"/>
             <w:vAlign w:val="center"/>
           </w:tcPr>
           <w:p>
-            <w:pPr>
-              <w:rPr>
-                <w:rFonts w:hint="eastAsia"/>
-              </w:rPr>
-            </w:pPr>
             <w:r>
               <w:rPr>
                 <w:rFonts w:hint="eastAsia"/>
                 <w:color w:val="000000"/>
               </w:rPr>
-              <w:t>02</w:t>
+              <w:lastRenderedPageBreak/>
+              <w:t>05-2</w:t>
             </w:r>
             <w:r>
               <w:rPr>
                 <w:rFonts w:hint="eastAsia"/>
                 <w:color w:val="000000"/>
               </w:rPr>
-              <w:t>行願</w:t>
+              <w:t>無法船</w:t>
             </w:r>
           </w:p>
         </w:tc>
         <w:tc>
           <w:tcPr>
-            <w:tcW w:w="6174" w:type="dxa"/>
+            <w:tcW w:w="7217" w:type="dxa"/>
           </w:tcPr>
-          <w:p>
-            <w:pPr>
-              <w:widowControl/>
+          <w:p/>
+        </w:tc>
+      </w:tr>
+      <w:tr>
+        <w:trPr>
+          <w:trHeight w:val="182"/>
+        </w:trPr>
+        <w:tc>
+          <w:tcPr>
+            <w:tcW w:w="1079" w:type="dxa"/>
+            <w:vMerge w:val="restart"/>
+            <w:vAlign w:val="center"/>
+          </w:tcPr>
+          <w:p>
+            <w:r>
+              <w:rPr>
+                <w:rFonts w:hint="eastAsia"/>
+                <w:color w:val="000000"/>
+              </w:rPr>
+              <w:t>06</w:t>
+            </w:r>
+            <w:r>
+              <w:rPr>
+                <w:rFonts w:hint="eastAsia"/>
+                <w:color w:val="000000"/>
+              </w:rPr>
+              <w:t>四弘誓願</w:t>
+            </w:r>
+          </w:p>
+        </w:tc>
+        <w:tc>
+          <w:tcPr>
+            <w:tcW w:w="7217" w:type="dxa"/>
+          </w:tcPr>
+          <w:p>
+            <w:pPr>
+              <w:rPr>
+                <w:rFonts w:ascii="標楷體" w:eastAsia="標楷體" w:hAnsi="標楷體"/>
+                <w:color w:val="EE0000"/>
+              </w:rPr>
+            </w:pPr>
+            <w:r>
+              <w:rPr>
+                <w:rFonts w:ascii="標楷體" w:eastAsia="標楷體" w:hAnsi="標楷體" w:hint="eastAsia"/>
+                <w:color w:val="EE0000"/>
+              </w:rPr>
+              <w:t>12.菜市場的五毛錢/乙</w:t>
+            </w:r>
+          </w:p>
+          <w:p>
+            <w:pPr>
               <w:rPr>
                 <w:rFonts w:ascii="新細明體" w:eastAsia="新細明體" w:hAnsi="新細明體" w:cs="新細明體"/>
                 <w:kern w:val="0"/>
@@ -417,480 +2585,976 @@
             </w:pPr>
             <w:r>
               <w:rPr>
+                <w:rFonts w:ascii="標楷體" w:eastAsia="標楷體" w:hAnsi="標楷體"/>
+                <w:noProof/>
+              </w:rPr>
+              <w:drawing>
+                <wp:inline distT="0" distB="0" distL="0" distR="0" wp14:anchorId="2585C638" wp14:editId="38904322">
+                  <wp:extent cx="4382813" cy="2492667"/>
+                  <wp:effectExtent l="0" t="0" r="0" b="0"/>
+                  <wp:docPr id="1416675972" name="圖片 19"/>
+                  <wp:cNvGraphicFramePr>
+                    <a:graphicFrameLocks xmlns:a="http://schemas.openxmlformats.org/drawingml/2006/main" noChangeAspect="1"/>
+                  </wp:cNvGraphicFramePr>
+                  <a:graphic xmlns:a="http://schemas.openxmlformats.org/drawingml/2006/main">
+                    <a:graphicData uri="http://schemas.openxmlformats.org/drawingml/2006/picture">
+                      <pic:pic xmlns:pic="http://schemas.openxmlformats.org/drawingml/2006/picture">
+                        <pic:nvPicPr>
+                          <pic:cNvPr id="0" name="Picture 20"/>
+                          <pic:cNvPicPr>
+                            <a:picLocks noChangeAspect="1" noChangeArrowheads="1"/>
+                          </pic:cNvPicPr>
+                        </pic:nvPicPr>
+                        <pic:blipFill>
+                          <a:blip r:embed="rId14" cstate="print">
+                            <a:extLst>
+                              <a:ext uri="{28A0092B-C50C-407E-A947-70E740481C1C}">
+                                <a14:useLocalDpi xmlns:a14="http://schemas.microsoft.com/office/drawing/2010/main" val="0"/>
+                              </a:ext>
+                            </a:extLst>
+                          </a:blip>
+                          <a:srcRect/>
+                          <a:stretch>
+                            <a:fillRect/>
+                          </a:stretch>
+                        </pic:blipFill>
+                        <pic:spPr bwMode="auto">
+                          <a:xfrm>
+                            <a:off x="0" y="0"/>
+                            <a:ext cx="4590359" cy="2610706"/>
+                          </a:xfrm>
+                          <a:prstGeom prst="rect">
+                            <a:avLst/>
+                          </a:prstGeom>
+                          <a:noFill/>
+                        </pic:spPr>
+                      </pic:pic>
+                    </a:graphicData>
+                  </a:graphic>
+                </wp:inline>
+              </w:drawing>
+            </w:r>
+          </w:p>
+          <w:p>
+            <w:pPr>
+              <w:rPr>
+                <w:rFonts w:ascii="標楷體" w:eastAsia="標楷體" w:hAnsi="標楷體"/>
+                <w:color w:val="FF0000"/>
+              </w:rPr>
+            </w:pPr>
+            <w:r>
+              <w:rPr>
+                <w:rFonts w:ascii="標楷體" w:eastAsia="標楷體" w:hAnsi="標楷體" w:hint="eastAsia"/>
+                <w:color w:val="FF0000"/>
+              </w:rPr>
+              <w:t>我也要參加</w:t>
+            </w:r>
+          </w:p>
+          <w:p>
+            <w:pPr>
+              <w:rPr>
+                <w:rFonts w:ascii="標楷體" w:eastAsia="標楷體" w:hAnsi="標楷體"/>
+              </w:rPr>
+            </w:pPr>
+            <w:r>
+              <w:rPr>
+                <w:rFonts w:ascii="標楷體" w:eastAsia="標楷體" w:hAnsi="標楷體" w:hint="eastAsia"/>
+              </w:rPr>
+              <w:t>【菜市場的五毛錢】</w:t>
+            </w:r>
+          </w:p>
+          <w:p>
+            <w:pPr>
+              <w:rPr>
+                <w:rFonts w:ascii="標楷體" w:eastAsia="標楷體" w:hAnsi="標楷體"/>
+              </w:rPr>
+            </w:pPr>
+            <w:r>
+              <w:rPr>
+                <w:rFonts w:ascii="標楷體" w:eastAsia="標楷體" w:hAnsi="標楷體" w:hint="eastAsia"/>
+              </w:rPr>
+              <w:t>菜販：嘿呦只要五毛錢就可以救人喔！這樣我也要！</w:t>
+            </w:r>
+          </w:p>
+          <w:p>
+            <w:pPr>
+              <w:rPr>
+                <w:rFonts w:ascii="標楷體" w:eastAsia="標楷體" w:hAnsi="標楷體"/>
+              </w:rPr>
+            </w:pPr>
+            <w:r>
+              <w:rPr>
+                <w:rFonts w:ascii="標楷體" w:eastAsia="標楷體" w:hAnsi="標楷體" w:hint="eastAsia"/>
+              </w:rPr>
+              <w:t>會眾戊：五角銀就可以救人喔！這樣</w:t>
+            </w:r>
+            <w:r>
+              <w:rPr>
+                <w:rFonts w:ascii="標楷體" w:eastAsia="標楷體" w:hAnsi="標楷體" w:hint="eastAsia"/>
+                <w:color w:val="EE0000"/>
+              </w:rPr>
+              <w:t>我也要參加！</w:t>
+            </w:r>
+          </w:p>
+          <w:p>
+            <w:pPr>
+              <w:rPr>
+                <w:rFonts w:ascii="標楷體" w:eastAsia="標楷體" w:hAnsi="標楷體"/>
+              </w:rPr>
+            </w:pPr>
+            <w:r>
+              <w:rPr>
+                <w:rFonts w:ascii="標楷體" w:eastAsia="標楷體" w:hAnsi="標楷體" w:hint="eastAsia"/>
+              </w:rPr>
+              <w:t>會眾己：五角銀就可以救人喔！這樣</w:t>
+            </w:r>
+            <w:r>
+              <w:rPr>
+                <w:rFonts w:ascii="標楷體" w:eastAsia="標楷體" w:hAnsi="標楷體" w:hint="eastAsia"/>
+                <w:color w:val="EE0000"/>
+              </w:rPr>
+              <w:t>我也要參加！</w:t>
+            </w:r>
+          </w:p>
+          <w:p>
+            <w:pPr>
+              <w:rPr>
                 <w:rFonts w:ascii="新細明體" w:eastAsia="新細明體" w:hAnsi="新細明體" w:cs="新細明體" w:hint="eastAsia"/>
                 <w:kern w:val="0"/>
                 <w14:ligatures w14:val="none"/>
               </w:rPr>
-              <w:t>乙舞台，</w:t>
-            </w:r>
-            <w:r>
+            </w:pPr>
+            <w:r>
+              <w:rPr>
+                <w:rFonts w:ascii="標楷體" w:eastAsia="標楷體" w:hAnsi="標楷體" w:hint="eastAsia"/>
+              </w:rPr>
+              <w:t>會眾群體：我也要參加！</w:t>
+            </w:r>
+          </w:p>
+        </w:tc>
+      </w:tr>
+      <w:tr>
+        <w:trPr>
+          <w:trHeight w:val="178"/>
+        </w:trPr>
+        <w:tc>
+          <w:tcPr>
+            <w:tcW w:w="1079" w:type="dxa"/>
+            <w:vMerge/>
+            <w:vAlign w:val="center"/>
+          </w:tcPr>
+          <w:p>
+            <w:pPr>
+              <w:rPr>
+                <w:rFonts w:hint="eastAsia"/>
+                <w:color w:val="000000"/>
+              </w:rPr>
+            </w:pPr>
+          </w:p>
+        </w:tc>
+        <w:tc>
+          <w:tcPr>
+            <w:tcW w:w="7217" w:type="dxa"/>
+          </w:tcPr>
+          <w:p>
+            <w:pPr>
+              <w:rPr>
+                <w:rFonts w:ascii="標楷體" w:eastAsia="標楷體" w:hAnsi="標楷體"/>
+                <w:color w:val="EE0000"/>
+              </w:rPr>
+            </w:pPr>
+            <w:r>
+              <w:rPr>
+                <w:rFonts w:ascii="標楷體" w:eastAsia="標楷體" w:hAnsi="標楷體" w:hint="eastAsia"/>
+                <w:color w:val="EE0000"/>
+              </w:rPr>
+              <w:t>13.是諸眾生</w:t>
+            </w:r>
+          </w:p>
+          <w:p>
+            <w:pPr>
+              <w:rPr>
+                <w:rFonts w:ascii="標楷體" w:eastAsia="標楷體" w:hAnsi="標楷體"/>
+                <w:color w:val="EE0000"/>
+              </w:rPr>
+            </w:pPr>
+            <w:r>
+              <w:rPr>
+                <w:rFonts w:ascii="標楷體" w:eastAsia="標楷體" w:hAnsi="標楷體" w:hint="eastAsia"/>
+                <w:color w:val="EE0000"/>
+              </w:rPr>
+              <w:t>【慈善ending 無量義經．德行品】</w:t>
+            </w:r>
+          </w:p>
+          <w:p>
+            <w:pPr>
+              <w:rPr>
+                <w:rFonts w:ascii="標楷體" w:eastAsia="標楷體" w:hAnsi="標楷體"/>
+              </w:rPr>
+            </w:pPr>
+            <w:r>
+              <w:rPr>
+                <w:rFonts w:ascii="標楷體" w:eastAsia="標楷體" w:hAnsi="標楷體" w:hint="eastAsia"/>
+              </w:rPr>
+              <w:t>是諸眾生真善知識是諸眾生大良福田是諸眾生不請之師是諸眾生安隱樂處</w:t>
+            </w:r>
+          </w:p>
+          <w:p>
+            <w:pPr>
+              <w:rPr>
+                <w:rFonts w:ascii="新細明體" w:eastAsia="新細明體" w:hAnsi="新細明體" w:cs="新細明體" w:hint="eastAsia"/>
+                <w:kern w:val="0"/>
+                <w14:ligatures w14:val="none"/>
+              </w:rPr>
+            </w:pPr>
+            <w:r>
+              <w:rPr>
+                <w:rFonts w:ascii="標楷體" w:eastAsia="標楷體" w:hAnsi="標楷體" w:hint="eastAsia"/>
+              </w:rPr>
+              <w:t>救處護處大依止處處處為眾作大導師 能為生盲作眼目 為癲狂慌亂作正念</w:t>
+            </w:r>
+          </w:p>
+        </w:tc>
+      </w:tr>
+      <w:tr>
+        <w:trPr>
+          <w:trHeight w:val="178"/>
+        </w:trPr>
+        <w:tc>
+          <w:tcPr>
+            <w:tcW w:w="1079" w:type="dxa"/>
+            <w:vMerge/>
+            <w:vAlign w:val="center"/>
+          </w:tcPr>
+          <w:p>
+            <w:pPr>
+              <w:rPr>
+                <w:rFonts w:hint="eastAsia"/>
+                <w:color w:val="000000"/>
+              </w:rPr>
+            </w:pPr>
+          </w:p>
+        </w:tc>
+        <w:tc>
+          <w:tcPr>
+            <w:tcW w:w="7217" w:type="dxa"/>
+          </w:tcPr>
+          <w:p>
+            <w:pPr>
+              <w:rPr>
+                <w:rFonts w:ascii="標楷體" w:eastAsia="標楷體" w:hAnsi="標楷體"/>
+                <w:color w:val="EE0000"/>
+                <w:sz w:val="20"/>
+                <w:szCs w:val="20"/>
+              </w:rPr>
+            </w:pPr>
+            <w:r>
+              <w:rPr>
+                <w:rFonts w:ascii="標楷體" w:eastAsia="標楷體" w:hAnsi="標楷體" w:hint="eastAsia"/>
+                <w:color w:val="EE0000"/>
+                <w:sz w:val="20"/>
+                <w:szCs w:val="20"/>
+              </w:rPr>
+              <w:t>14.地藏經/面向乙舞台</w:t>
+            </w:r>
+          </w:p>
+          <w:p>
+            <w:pPr>
+              <w:rPr>
+                <w:rFonts w:ascii="新細明體" w:eastAsia="新細明體" w:hAnsi="新細明體" w:cs="新細明體" w:hint="eastAsia"/>
+                <w:kern w:val="0"/>
+                <w14:ligatures w14:val="none"/>
+              </w:rPr>
+            </w:pPr>
+            <w:r>
+              <w:rPr>
+                <w:rFonts w:ascii="標楷體" w:eastAsia="標楷體" w:hAnsi="標楷體" w:hint="eastAsia"/>
+              </w:rPr>
+              <w:t>病苦眾生在呐喊人間地獄悉現前貧病相因必須斷</w:t>
+            </w:r>
+            <w:r>
+              <w:rPr>
+                <w:rFonts w:ascii="標楷體" w:eastAsia="標楷體" w:hAnsi="標楷體"/>
+              </w:rPr>
+              <w:t xml:space="preserve"> </w:t>
+            </w:r>
+            <w:r>
+              <w:rPr>
+                <w:rFonts w:ascii="標楷體" w:eastAsia="標楷體" w:hAnsi="標楷體" w:hint="eastAsia"/>
+              </w:rPr>
+              <w:t>促成建院的因緣</w:t>
+            </w:r>
+          </w:p>
+        </w:tc>
+      </w:tr>
+      <w:tr>
+        <w:trPr>
+          <w:trHeight w:val="178"/>
+        </w:trPr>
+        <w:tc>
+          <w:tcPr>
+            <w:tcW w:w="1079" w:type="dxa"/>
+            <w:vMerge/>
+            <w:vAlign w:val="center"/>
+          </w:tcPr>
+          <w:p>
+            <w:pPr>
+              <w:rPr>
+                <w:rFonts w:hint="eastAsia"/>
+                <w:color w:val="000000"/>
+              </w:rPr>
+            </w:pPr>
+          </w:p>
+        </w:tc>
+        <w:tc>
+          <w:tcPr>
+            <w:tcW w:w="7217" w:type="dxa"/>
+          </w:tcPr>
+          <w:p>
+            <w:pPr>
+              <w:rPr>
+                <w:rFonts w:ascii="標楷體" w:eastAsia="標楷體" w:hAnsi="標楷體"/>
+                <w:color w:val="EE0000"/>
+                <w:sz w:val="20"/>
+                <w:szCs w:val="20"/>
+              </w:rPr>
+            </w:pPr>
+            <w:r>
+              <w:rPr>
+                <w:rFonts w:ascii="標楷體" w:eastAsia="標楷體" w:hAnsi="標楷體" w:hint="eastAsia"/>
+                <w:color w:val="EE0000"/>
+                <w:sz w:val="20"/>
+                <w:szCs w:val="20"/>
+              </w:rPr>
+              <w:t>15.醫療</w:t>
+            </w:r>
+          </w:p>
+          <w:p>
+            <w:pPr>
+              <w:rPr>
+                <w:rFonts w:ascii="標楷體" w:eastAsia="標楷體" w:hAnsi="標楷體"/>
+                <w:color w:val="EE0000"/>
+                <w:sz w:val="20"/>
+                <w:szCs w:val="20"/>
+              </w:rPr>
+            </w:pPr>
+            <w:r>
+              <w:rPr>
+                <w:rFonts w:ascii="標楷體" w:eastAsia="標楷體" w:hAnsi="標楷體" w:hint="eastAsia"/>
+                <w:color w:val="EE0000"/>
+                <w:sz w:val="20"/>
+                <w:szCs w:val="20"/>
+              </w:rPr>
+              <w:t>【醫療德行品梵唄曲目：德行品梵唄】</w:t>
+            </w:r>
+          </w:p>
+          <w:p>
+            <w:pPr>
+              <w:rPr>
+                <w:rFonts w:ascii="標楷體" w:eastAsia="標楷體" w:hAnsi="標楷體"/>
+              </w:rPr>
+            </w:pPr>
+            <w:r>
+              <w:rPr>
+                <w:rFonts w:ascii="標楷體" w:eastAsia="標楷體" w:hAnsi="標楷體" w:hint="eastAsia"/>
+              </w:rPr>
+              <w:t>人生最苦</w:t>
+            </w:r>
+            <w:r>
+              <w:rPr>
+                <w:rFonts w:ascii="標楷體" w:eastAsia="標楷體" w:hAnsi="標楷體" w:hint="eastAsia"/>
+              </w:rPr>
+              <w:t xml:space="preserve"> </w:t>
+            </w:r>
+            <w:r>
+              <w:rPr>
+                <w:rFonts w:ascii="標楷體" w:eastAsia="標楷體" w:hAnsi="標楷體" w:hint="eastAsia"/>
+              </w:rPr>
+              <w:t>莫過於病苦！</w:t>
+            </w:r>
+          </w:p>
+          <w:p>
+            <w:pPr>
+              <w:rPr>
+                <w:rFonts w:ascii="標楷體" w:eastAsia="標楷體" w:hAnsi="標楷體"/>
+              </w:rPr>
+            </w:pPr>
+            <w:r>
+              <w:rPr>
+                <w:rFonts w:ascii="標楷體" w:eastAsia="標楷體" w:hAnsi="標楷體" w:hint="eastAsia"/>
+              </w:rPr>
+              <w:t>人生最珍貴</w:t>
+            </w:r>
+            <w:r>
+              <w:rPr>
+                <w:rFonts w:ascii="標楷體" w:eastAsia="標楷體" w:hAnsi="標楷體" w:hint="eastAsia"/>
+              </w:rPr>
+              <w:t xml:space="preserve"> </w:t>
+            </w:r>
+            <w:r>
+              <w:rPr>
+                <w:rFonts w:ascii="標楷體" w:eastAsia="標楷體" w:hAnsi="標楷體" w:hint="eastAsia"/>
+              </w:rPr>
+              <w:t>莫過於生命！</w:t>
+            </w:r>
+          </w:p>
+          <w:p>
+            <w:pPr>
+              <w:rPr>
+                <w:rFonts w:ascii="標楷體" w:eastAsia="標楷體" w:hAnsi="標楷體"/>
+              </w:rPr>
+            </w:pPr>
+            <w:r>
+              <w:rPr>
+                <w:rFonts w:ascii="標楷體" w:eastAsia="標楷體" w:hAnsi="標楷體" w:hint="eastAsia"/>
+              </w:rPr>
+              <w:t xml:space="preserve">船師 大船師 運載群生 </w:t>
+            </w:r>
+          </w:p>
+          <w:p>
+            <w:pPr>
+              <w:rPr>
+                <w:rFonts w:ascii="標楷體" w:eastAsia="標楷體" w:hAnsi="標楷體"/>
+              </w:rPr>
+            </w:pPr>
+            <w:r>
+              <w:rPr>
+                <w:rFonts w:ascii="標楷體" w:eastAsia="標楷體" w:hAnsi="標楷體" w:hint="eastAsia"/>
+              </w:rPr>
+              <w:t>渡生死河置</w:t>
+            </w:r>
+            <w:r>
+              <w:rPr>
+                <w:rFonts w:ascii="標楷體" w:eastAsia="標楷體" w:hAnsi="標楷體" w:hint="eastAsia"/>
+              </w:rPr>
+              <w:t xml:space="preserve">  </w:t>
+            </w:r>
+            <w:r>
+              <w:rPr>
+                <w:rFonts w:ascii="標楷體" w:eastAsia="標楷體" w:hAnsi="標楷體" w:hint="eastAsia"/>
+              </w:rPr>
+              <w:t>涅槃岸</w:t>
+            </w:r>
+          </w:p>
+          <w:p>
+            <w:pPr>
+              <w:rPr>
+                <w:rFonts w:ascii="標楷體" w:eastAsia="標楷體" w:hAnsi="標楷體"/>
+              </w:rPr>
+            </w:pPr>
+            <w:r>
+              <w:rPr>
+                <w:rFonts w:ascii="標楷體" w:eastAsia="標楷體" w:hAnsi="標楷體" w:hint="eastAsia"/>
+              </w:rPr>
+              <w:t xml:space="preserve">醫王 大醫王 分別病相 </w:t>
+            </w:r>
+          </w:p>
+          <w:p>
+            <w:pPr>
+              <w:rPr>
+                <w:rFonts w:ascii="標楷體" w:eastAsia="標楷體" w:hAnsi="標楷體"/>
+              </w:rPr>
+            </w:pPr>
+            <w:r>
+              <w:rPr>
+                <w:rFonts w:ascii="標楷體" w:eastAsia="標楷體" w:hAnsi="標楷體" w:hint="eastAsia"/>
+              </w:rPr>
+              <w:t>曉了藥性 隨病授藥</w:t>
+            </w:r>
+            <w:r>
+              <w:rPr>
+                <w:rFonts w:ascii="標楷體" w:eastAsia="標楷體" w:hAnsi="標楷體" w:hint="eastAsia"/>
+              </w:rPr>
+              <w:t xml:space="preserve"> </w:t>
+            </w:r>
+            <w:r>
+              <w:rPr>
+                <w:rFonts w:ascii="標楷體" w:eastAsia="標楷體" w:hAnsi="標楷體" w:hint="eastAsia"/>
+              </w:rPr>
+              <w:t>令眾樂服</w:t>
+            </w:r>
+          </w:p>
+          <w:p>
+            <w:pPr>
+              <w:rPr>
+                <w:rFonts w:ascii="標楷體" w:eastAsia="標楷體" w:hAnsi="標楷體"/>
+              </w:rPr>
+            </w:pPr>
+            <w:r>
+              <w:rPr>
+                <w:rFonts w:ascii="標楷體" w:eastAsia="標楷體" w:hAnsi="標楷體" w:hint="eastAsia"/>
+              </w:rPr>
+              <w:lastRenderedPageBreak/>
+              <w:t xml:space="preserve">調御大調御 無諸放逸行 </w:t>
+            </w:r>
+          </w:p>
+          <w:p>
+            <w:pPr>
+              <w:rPr>
+                <w:rFonts w:ascii="標楷體" w:eastAsia="標楷體" w:hAnsi="標楷體"/>
+              </w:rPr>
+            </w:pPr>
+            <w:r>
+              <w:rPr>
+                <w:rFonts w:ascii="標楷體" w:eastAsia="標楷體" w:hAnsi="標楷體" w:hint="eastAsia"/>
+              </w:rPr>
+              <w:t xml:space="preserve">猶如象馬師 能調無不調 </w:t>
+            </w:r>
+          </w:p>
+          <w:p>
+            <w:pPr>
+              <w:rPr>
+                <w:rFonts w:ascii="新細明體" w:eastAsia="新細明體" w:hAnsi="新細明體" w:cs="新細明體" w:hint="eastAsia"/>
+                <w:kern w:val="0"/>
+                <w14:ligatures w14:val="none"/>
+              </w:rPr>
+            </w:pPr>
+            <w:r>
+              <w:rPr>
+                <w:rFonts w:ascii="標楷體" w:eastAsia="標楷體" w:hAnsi="標楷體" w:hint="eastAsia"/>
+              </w:rPr>
+              <w:t>師子勇猛</w:t>
+            </w:r>
+            <w:r>
+              <w:rPr>
+                <w:rFonts w:ascii="標楷體" w:eastAsia="標楷體" w:hAnsi="標楷體" w:hint="eastAsia"/>
+              </w:rPr>
+              <w:t xml:space="preserve"> </w:t>
+            </w:r>
+            <w:r>
+              <w:rPr>
+                <w:rFonts w:ascii="標楷體" w:eastAsia="標楷體" w:hAnsi="標楷體" w:hint="eastAsia"/>
+              </w:rPr>
+              <w:t>威伏眾獸 難可沮壞</w:t>
+            </w:r>
+          </w:p>
+        </w:tc>
+      </w:tr>
+      <w:tr>
+        <w:trPr>
+          <w:trHeight w:val="178"/>
+        </w:trPr>
+        <w:tc>
+          <w:tcPr>
+            <w:tcW w:w="1079" w:type="dxa"/>
+            <w:vMerge/>
+            <w:vAlign w:val="center"/>
+          </w:tcPr>
+          <w:p>
+            <w:pPr>
+              <w:rPr>
+                <w:rFonts w:hint="eastAsia"/>
+                <w:color w:val="000000"/>
+              </w:rPr>
+            </w:pPr>
+          </w:p>
+        </w:tc>
+        <w:tc>
+          <w:tcPr>
+            <w:tcW w:w="7217" w:type="dxa"/>
+          </w:tcPr>
+          <w:p>
+            <w:pPr>
+              <w:rPr>
+                <w:rFonts w:ascii="標楷體" w:eastAsia="標楷體" w:hAnsi="標楷體"/>
+              </w:rPr>
+            </w:pPr>
+            <w:r>
+              <w:rPr>
+                <w:rFonts w:ascii="標楷體" w:eastAsia="標楷體" w:hAnsi="標楷體" w:hint="eastAsia"/>
+                <w:color w:val="EE0000"/>
+              </w:rPr>
+              <w:t>16.四弘誓願</w:t>
+            </w:r>
+            <w:r>
+              <w:rPr>
+                <w:rFonts w:ascii="標楷體" w:eastAsia="標楷體" w:hAnsi="標楷體" w:hint="eastAsia"/>
+                <w:color w:val="EE0000"/>
+              </w:rPr>
+              <w:t>，</w:t>
+            </w:r>
+            <w:r>
+              <w:rPr>
+                <w:rFonts w:ascii="標楷體" w:eastAsia="標楷體" w:hAnsi="標楷體" w:hint="eastAsia"/>
+              </w:rPr>
+              <w:t>V/藍/甲-法師</w:t>
+            </w:r>
+          </w:p>
+          <w:p>
+            <w:pPr>
+              <w:rPr>
+                <w:rFonts w:ascii="標楷體" w:eastAsia="標楷體" w:hAnsi="標楷體" w:hint="eastAsia"/>
+              </w:rPr>
+            </w:pPr>
+            <w:r>
+              <w:rPr>
+                <w:rFonts w:ascii="標楷體" w:eastAsia="標楷體" w:hAnsi="標楷體"/>
+                <w:noProof/>
+              </w:rPr>
+              <w:drawing>
+                <wp:inline distT="0" distB="0" distL="0" distR="0" wp14:anchorId="46FC94EA" wp14:editId="62E9B178">
+                  <wp:extent cx="4475018" cy="2521800"/>
+                  <wp:effectExtent l="0" t="0" r="0" b="5715"/>
+                  <wp:docPr id="1574401177" name="圖片 22"/>
+                  <wp:cNvGraphicFramePr>
+                    <a:graphicFrameLocks xmlns:a="http://schemas.openxmlformats.org/drawingml/2006/main" noChangeAspect="1"/>
+                  </wp:cNvGraphicFramePr>
+                  <a:graphic xmlns:a="http://schemas.openxmlformats.org/drawingml/2006/main">
+                    <a:graphicData uri="http://schemas.openxmlformats.org/drawingml/2006/picture">
+                      <pic:pic xmlns:pic="http://schemas.openxmlformats.org/drawingml/2006/picture">
+                        <pic:nvPicPr>
+                          <pic:cNvPr id="0" name="Picture 23"/>
+                          <pic:cNvPicPr>
+                            <a:picLocks noChangeAspect="1" noChangeArrowheads="1"/>
+                          </pic:cNvPicPr>
+                        </pic:nvPicPr>
+                        <pic:blipFill>
+                          <a:blip r:embed="rId15" cstate="print">
+                            <a:extLst>
+                              <a:ext uri="{28A0092B-C50C-407E-A947-70E740481C1C}">
+                                <a14:useLocalDpi xmlns:a14="http://schemas.microsoft.com/office/drawing/2010/main" val="0"/>
+                              </a:ext>
+                            </a:extLst>
+                          </a:blip>
+                          <a:srcRect/>
+                          <a:stretch>
+                            <a:fillRect/>
+                          </a:stretch>
+                        </pic:blipFill>
+                        <pic:spPr bwMode="auto">
+                          <a:xfrm>
+                            <a:off x="0" y="0"/>
+                            <a:ext cx="4574510" cy="2577867"/>
+                          </a:xfrm>
+                          <a:prstGeom prst="rect">
+                            <a:avLst/>
+                          </a:prstGeom>
+                          <a:noFill/>
+                        </pic:spPr>
+                      </pic:pic>
+                    </a:graphicData>
+                  </a:graphic>
+                </wp:inline>
+              </w:drawing>
+            </w:r>
+          </w:p>
+          <w:p>
+            <w:pPr>
+              <w:rPr>
+                <w:rFonts w:ascii="標楷體" w:eastAsia="標楷體" w:hAnsi="標楷體"/>
+                <w:b/>
+                <w:bCs/>
+              </w:rPr>
+            </w:pPr>
+            <w:r>
+              <w:rPr>
+                <w:rFonts w:ascii="標楷體" w:eastAsia="標楷體" w:hAnsi="標楷體" w:hint="eastAsia"/>
+                <w:b/>
+                <w:bCs/>
+              </w:rPr>
+              <w:t>【四弘誓願】</w:t>
+            </w:r>
+          </w:p>
+          <w:p>
+            <w:pPr>
+              <w:rPr>
+                <w:rFonts w:ascii="標楷體" w:eastAsia="標楷體" w:hAnsi="標楷體"/>
+              </w:rPr>
+            </w:pPr>
+            <w:r>
+              <w:rPr>
+                <w:rFonts w:ascii="標楷體" w:eastAsia="標楷體" w:hAnsi="標楷體" w:hint="eastAsia"/>
+              </w:rPr>
+              <w:t>眾生無邊誓願度煩惱無盡誓願斷法門無量誓願學佛道無上誓願成</w:t>
+            </w:r>
+          </w:p>
+          <w:p>
+            <w:pPr>
+              <w:rPr>
+                <w:rFonts w:ascii="標楷體" w:eastAsia="標楷體" w:hAnsi="標楷體"/>
+              </w:rPr>
+            </w:pPr>
+            <w:r>
+              <w:rPr>
+                <w:rFonts w:ascii="標楷體" w:eastAsia="標楷體" w:hAnsi="標楷體" w:hint="eastAsia"/>
+              </w:rPr>
+              <w:t>誠心 正心 信心 實心 度眾生斷煩惱學法門成佛道</w:t>
+            </w:r>
+          </w:p>
+          <w:p>
+            <w:pPr>
+              <w:rPr>
+                <w:rFonts w:ascii="標楷體" w:eastAsia="標楷體" w:hAnsi="標楷體"/>
+                <w:b/>
+                <w:bCs/>
+              </w:rPr>
+            </w:pPr>
+            <w:r>
+              <w:rPr>
+                <w:rFonts w:ascii="標楷體" w:eastAsia="標楷體" w:hAnsi="標楷體" w:hint="eastAsia"/>
+                <w:b/>
+                <w:bCs/>
+              </w:rPr>
+              <w:t>【骨捐】</w:t>
+            </w:r>
+          </w:p>
+          <w:p>
+            <w:pPr>
+              <w:rPr>
+                <w:rFonts w:ascii="標楷體" w:eastAsia="標楷體" w:hAnsi="標楷體"/>
+              </w:rPr>
+            </w:pPr>
+            <w:r>
+              <w:rPr>
+                <w:rFonts w:ascii="標楷體" w:eastAsia="標楷體" w:hAnsi="標楷體" w:hint="eastAsia"/>
+              </w:rPr>
+              <w:t>慈濟人在推動</w:t>
+            </w:r>
+            <w:r>
+              <w:rPr>
+                <w:rFonts w:ascii="標楷體" w:eastAsia="標楷體" w:hAnsi="標楷體" w:hint="eastAsia"/>
+              </w:rPr>
+              <w:t xml:space="preserve"> </w:t>
+            </w:r>
+            <w:r>
+              <w:rPr>
+                <w:rFonts w:ascii="標楷體" w:eastAsia="標楷體" w:hAnsi="標楷體" w:hint="eastAsia"/>
+              </w:rPr>
+              <w:t>國際骨髓捐贈</w:t>
+            </w:r>
+          </w:p>
+          <w:p>
+            <w:pPr>
+              <w:rPr>
+                <w:rFonts w:ascii="標楷體" w:eastAsia="標楷體" w:hAnsi="標楷體"/>
+              </w:rPr>
+            </w:pPr>
+            <w:r>
+              <w:rPr>
+                <w:rFonts w:ascii="標楷體" w:eastAsia="標楷體" w:hAnsi="標楷體" w:hint="eastAsia"/>
+              </w:rPr>
+              <w:t>這是人類崇高的行為</w:t>
+            </w:r>
+            <w:r>
+              <w:rPr>
+                <w:rFonts w:ascii="標楷體" w:eastAsia="標楷體" w:hAnsi="標楷體" w:hint="eastAsia"/>
+              </w:rPr>
+              <w:t xml:space="preserve"> </w:t>
+            </w:r>
+            <w:r>
+              <w:rPr>
+                <w:rFonts w:ascii="標楷體" w:eastAsia="標楷體" w:hAnsi="標楷體" w:hint="eastAsia"/>
+              </w:rPr>
+              <w:t>搶救生命</w:t>
+            </w:r>
+          </w:p>
+          <w:p>
+            <w:pPr>
+              <w:rPr>
+                <w:rFonts w:ascii="標楷體" w:eastAsia="標楷體" w:hAnsi="標楷體"/>
+              </w:rPr>
+            </w:pPr>
+            <w:r>
+              <w:rPr>
+                <w:rFonts w:ascii="標楷體" w:eastAsia="標楷體" w:hAnsi="標楷體" w:hint="eastAsia"/>
+              </w:rPr>
+              <w:t>無上光榮</w:t>
+            </w:r>
+          </w:p>
+          <w:p>
+            <w:pPr>
+              <w:rPr>
+                <w:rFonts w:ascii="標楷體" w:eastAsia="標楷體" w:hAnsi="標楷體"/>
+              </w:rPr>
+            </w:pPr>
+            <w:r>
+              <w:rPr>
+                <w:rFonts w:ascii="標楷體" w:eastAsia="標楷體" w:hAnsi="標楷體" w:hint="eastAsia"/>
+              </w:rPr>
+              <w:t>千萬人在響應</w:t>
+            </w:r>
+            <w:r>
+              <w:rPr>
+                <w:rFonts w:ascii="標楷體" w:eastAsia="標楷體" w:hAnsi="標楷體" w:hint="eastAsia"/>
+              </w:rPr>
+              <w:t xml:space="preserve"> </w:t>
+            </w:r>
+            <w:r>
+              <w:rPr>
+                <w:rFonts w:ascii="標楷體" w:eastAsia="標楷體" w:hAnsi="標楷體" w:hint="eastAsia"/>
+              </w:rPr>
+              <w:t>慈濟骨髓捐贈</w:t>
+            </w:r>
+          </w:p>
+          <w:p>
+            <w:pPr>
+              <w:rPr>
+                <w:rFonts w:ascii="標楷體" w:eastAsia="標楷體" w:hAnsi="標楷體"/>
+              </w:rPr>
+            </w:pPr>
+            <w:r>
+              <w:rPr>
+                <w:rFonts w:ascii="標楷體" w:eastAsia="標楷體" w:hAnsi="標楷體" w:hint="eastAsia"/>
+              </w:rPr>
+              <w:t>這是人類崇高的行為</w:t>
+            </w:r>
+            <w:r>
+              <w:rPr>
+                <w:rFonts w:ascii="標楷體" w:eastAsia="標楷體" w:hAnsi="標楷體" w:hint="eastAsia"/>
+              </w:rPr>
+              <w:t xml:space="preserve"> </w:t>
+            </w:r>
+            <w:r>
+              <w:rPr>
+                <w:rFonts w:ascii="標楷體" w:eastAsia="標楷體" w:hAnsi="標楷體" w:hint="eastAsia"/>
+              </w:rPr>
+              <w:t>搶救生命無上光榮.</w:t>
+            </w:r>
+          </w:p>
+          <w:p>
+            <w:pPr>
+              <w:rPr>
+                <w:rFonts w:ascii="標楷體" w:eastAsia="標楷體" w:hAnsi="標楷體"/>
+                <w:b/>
+                <w:bCs/>
+                <w:sz w:val="20"/>
+                <w:szCs w:val="20"/>
+              </w:rPr>
+            </w:pPr>
+            <w:r>
+              <w:rPr>
+                <w:rFonts w:ascii="標楷體" w:eastAsia="標楷體" w:hAnsi="標楷體" w:hint="eastAsia"/>
+                <w:b/>
+                <w:bCs/>
+                <w:sz w:val="20"/>
+                <w:szCs w:val="20"/>
+              </w:rPr>
+              <w:t>【大醫王曲目：無量義經．德行品】</w:t>
+            </w:r>
+          </w:p>
+          <w:p>
+            <w:pPr>
+              <w:rPr>
+                <w:rFonts w:ascii="標楷體" w:eastAsia="標楷體" w:hAnsi="標楷體"/>
+              </w:rPr>
+            </w:pPr>
+            <w:r>
+              <w:rPr>
+                <w:rFonts w:ascii="標楷體" w:eastAsia="標楷體" w:hAnsi="標楷體" w:hint="eastAsia"/>
+              </w:rPr>
+              <w:t>我們共同的使命就是 守護生命 守護健康 守護愛</w:t>
+            </w:r>
+          </w:p>
+          <w:p>
+            <w:pPr>
+              <w:rPr>
+                <w:rFonts w:ascii="標楷體" w:eastAsia="標楷體" w:hAnsi="標楷體"/>
+              </w:rPr>
+            </w:pPr>
+            <w:r>
+              <w:rPr>
+                <w:rFonts w:ascii="標楷體" w:eastAsia="標楷體" w:hAnsi="標楷體" w:hint="eastAsia"/>
+              </w:rPr>
+              <w:t>大醫王分別病相曉了藥性隨病授藥</w:t>
+            </w:r>
+          </w:p>
+          <w:p>
+            <w:pPr>
+              <w:rPr>
+                <w:rFonts w:ascii="標楷體" w:eastAsia="標楷體" w:hAnsi="標楷體"/>
+              </w:rPr>
+            </w:pPr>
+            <w:r>
+              <w:rPr>
+                <w:rFonts w:ascii="標楷體" w:eastAsia="標楷體" w:hAnsi="標楷體" w:hint="eastAsia"/>
+              </w:rPr>
+              <w:t>大船師運載群生渡生死河置涅槃岸</w:t>
+            </w:r>
+          </w:p>
+          <w:p>
+            <w:pPr>
+              <w:rPr>
+                <w:rFonts w:ascii="標楷體" w:eastAsia="標楷體" w:hAnsi="標楷體"/>
+              </w:rPr>
+            </w:pPr>
+            <w:r>
+              <w:rPr>
+                <w:rFonts w:ascii="標楷體" w:eastAsia="標楷體" w:hAnsi="標楷體" w:hint="eastAsia"/>
+              </w:rPr>
+              <w:t>大醫王分別病相曉了藥性隨病授藥</w:t>
+            </w:r>
+          </w:p>
+          <w:p>
+            <w:pPr>
+              <w:rPr>
+                <w:rFonts w:ascii="標楷體" w:eastAsia="標楷體" w:hAnsi="標楷體"/>
+              </w:rPr>
+            </w:pPr>
+            <w:r>
+              <w:rPr>
+                <w:rFonts w:ascii="標楷體" w:eastAsia="標楷體" w:hAnsi="標楷體" w:hint="eastAsia"/>
+              </w:rPr>
+              <w:t>大船師運載群生渡生死河置涅槃岸</w:t>
+            </w:r>
+          </w:p>
+          <w:p>
+            <w:pPr>
+              <w:rPr>
+                <w:rFonts w:ascii="標楷體" w:eastAsia="標楷體" w:hAnsi="標楷體"/>
+              </w:rPr>
+            </w:pPr>
+            <w:r>
+              <w:rPr>
+                <w:rFonts w:ascii="標楷體" w:eastAsia="標楷體" w:hAnsi="標楷體" w:hint="eastAsia"/>
+              </w:rPr>
+              <w:t>【大體捐贈 曲目：無量義經．德行品】</w:t>
+            </w:r>
+          </w:p>
+          <w:p>
+            <w:pPr>
+              <w:rPr>
+                <w:rFonts w:ascii="標楷體" w:eastAsia="標楷體" w:hAnsi="標楷體"/>
+              </w:rPr>
+            </w:pPr>
+            <w:r>
+              <w:rPr>
+                <w:rFonts w:ascii="標楷體" w:eastAsia="標楷體" w:hAnsi="標楷體" w:hint="eastAsia"/>
+              </w:rPr>
+              <w:t>能捨一切諸難捨財寶妻子及國城於法內外無所吝頭目髓腦悉施人</w:t>
+            </w:r>
+          </w:p>
+          <w:p>
+            <w:pPr>
+              <w:rPr>
+                <w:rFonts w:ascii="標楷體" w:eastAsia="標楷體" w:hAnsi="標楷體"/>
+              </w:rPr>
+            </w:pPr>
+            <w:r>
+              <w:rPr>
+                <w:rFonts w:ascii="標楷體" w:eastAsia="標楷體" w:hAnsi="標楷體" w:hint="eastAsia"/>
+              </w:rPr>
+              <w:t>遍學一切眾道法智慧深入眾生根遍學一切眾道法智慧深入眾生根</w:t>
+            </w:r>
+          </w:p>
+          <w:p>
+            <w:pPr>
               <w:rPr>
                 <w:rFonts w:ascii="新細明體" w:eastAsia="新細明體" w:hAnsi="新細明體" w:cs="新細明體"/>
                 <w:kern w:val="0"/>
                 <w14:ligatures w14:val="none"/>
               </w:rPr>
-              <w:t>海浪...守之不動行願</w:t>
-            </w:r>
-          </w:p>
-          <w:p>
-            <w:pPr>
-              <w:rPr>
-                <w:rFonts w:ascii="新細明體" w:eastAsia="新細明體" w:hAnsi="新細明體" w:cs="新細明體"/>
-                <w:kern w:val="0"/>
-                <w14:ligatures w14:val="none"/>
-              </w:rPr>
-            </w:pPr>
-            <w:r>
-              <w:rPr>
-                <w:rFonts w:ascii="新細明體" w:eastAsia="新細明體" w:hAnsi="新細明體" w:cs="新細明體" w:hint="eastAsia"/>
-                <w:kern w:val="0"/>
-                <w14:ligatures w14:val="none"/>
-              </w:rPr>
-              <w:t>法</w:t>
-            </w:r>
-            <w:r>
-              <w:rPr>
-                <w:rFonts w:ascii="新細明體" w:eastAsia="新細明體" w:hAnsi="新細明體" w:cs="新細明體"/>
-                <w:kern w:val="0"/>
-                <w14:ligatures w14:val="none"/>
-              </w:rPr>
-              <w:t>師</w:t>
-            </w:r>
-            <w:r>
-              <w:rPr>
-                <w:rFonts w:ascii="新細明體" w:eastAsia="新細明體" w:hAnsi="新細明體" w:cs="新細明體" w:hint="eastAsia"/>
-                <w:kern w:val="0"/>
-                <w14:ligatures w14:val="none"/>
-              </w:rPr>
-              <w:t>，</w:t>
-            </w:r>
-            <w:r>
-              <w:rPr>
-                <w:rFonts w:ascii="新細明體" w:eastAsia="新細明體" w:hAnsi="新細明體" w:cs="新細明體"/>
-                <w:kern w:val="0"/>
-                <w14:ligatures w14:val="none"/>
-              </w:rPr>
-              <w:t>開經偈</w:t>
-            </w:r>
-          </w:p>
-          <w:p>
-            <w:pPr>
-              <w:widowControl/>
-              <w:rPr>
-                <w:rFonts w:hint="eastAsia"/>
-              </w:rPr>
-            </w:pPr>
-            <w:r>
-              <w:rPr>
-                <w:rFonts w:ascii="新細明體" w:eastAsia="新細明體" w:hAnsi="新細明體" w:cs="新細明體" w:hint="eastAsia"/>
-                <w:kern w:val="0"/>
-                <w14:ligatures w14:val="none"/>
-              </w:rPr>
-              <w:t>甲舞台，</w:t>
-            </w:r>
-            <w:r>
-              <w:rPr>
-                <w:rFonts w:ascii="新細明體" w:eastAsia="新細明體" w:hAnsi="新細明體" w:cs="新細明體" w:hint="eastAsia"/>
-                <w:kern w:val="0"/>
-                <w14:ligatures w14:val="none"/>
-              </w:rPr>
-              <w:t>4</w:t>
-            </w:r>
-            <w:r>
-              <w:rPr>
-                <w:rFonts w:ascii="新細明體" w:eastAsia="新細明體" w:hAnsi="新細明體" w:cs="新細明體"/>
-                <w:kern w:val="0"/>
-                <w14:ligatures w14:val="none"/>
-              </w:rPr>
-              <w:t>5米籮:潤澤普令智慧扶...大乘米籮</w:t>
-            </w:r>
-          </w:p>
-        </w:tc>
-      </w:tr>
-      <w:tr>
-        <w:tc>
-          <w:tcPr>
-            <w:tcW w:w="2122" w:type="dxa"/>
-            <w:vAlign w:val="center"/>
-          </w:tcPr>
-          <w:p>
-            <w:pPr>
-              <w:rPr>
-                <w:rFonts w:hint="eastAsia"/>
-              </w:rPr>
-            </w:pPr>
-            <w:r>
-              <w:rPr>
-                <w:rFonts w:hint="eastAsia"/>
-                <w:color w:val="000000"/>
-              </w:rPr>
-              <w:t>04</w:t>
-            </w:r>
-            <w:r>
-              <w:rPr>
-                <w:rFonts w:hint="eastAsia"/>
-                <w:color w:val="000000"/>
-              </w:rPr>
-              <w:t>靜思家風</w:t>
-            </w:r>
-          </w:p>
-        </w:tc>
-        <w:tc>
-          <w:tcPr>
-            <w:tcW w:w="6174" w:type="dxa"/>
-          </w:tcPr>
-          <w:p>
-            <w:pPr>
-              <w:widowControl/>
-              <w:rPr>
-                <w:rFonts w:hint="eastAsia"/>
-              </w:rPr>
-            </w:pPr>
-            <w:r>
-              <w:rPr>
-                <w:rFonts w:ascii="新細明體" w:eastAsia="新細明體" w:hAnsi="新細明體" w:cs="新細明體"/>
-                <w:kern w:val="0"/>
-                <w14:ligatures w14:val="none"/>
-              </w:rPr>
-              <w:t>法師45</w:t>
-            </w:r>
-            <w:r>
-              <w:rPr>
-                <w:rFonts w:ascii="新細明體" w:eastAsia="新細明體" w:hAnsi="新細明體" w:cs="新細明體" w:hint="eastAsia"/>
-                <w:kern w:val="0"/>
-                <w14:ligatures w14:val="none"/>
-              </w:rPr>
-              <w:t>度，</w:t>
-            </w:r>
-            <w:r>
-              <w:rPr>
-                <w:rFonts w:ascii="新細明體" w:eastAsia="新細明體" w:hAnsi="新細明體" w:cs="新細明體"/>
-                <w:kern w:val="0"/>
-                <w14:ligatures w14:val="none"/>
-              </w:rPr>
-              <w:t>静思家風..守志奉道刻苦修行</w:t>
-            </w:r>
-          </w:p>
-        </w:tc>
-      </w:tr>
-      <w:tr>
-        <w:tc>
-          <w:tcPr>
-            <w:tcW w:w="2122" w:type="dxa"/>
-            <w:vAlign w:val="center"/>
-          </w:tcPr>
-          <w:p>
-            <w:pPr>
-              <w:rPr>
-                <w:rFonts w:hint="eastAsia"/>
-              </w:rPr>
-            </w:pPr>
-            <w:r>
-              <w:rPr>
-                <w:rFonts w:hint="eastAsia"/>
-                <w:color w:val="000000"/>
-              </w:rPr>
-              <w:t>05-1</w:t>
-            </w:r>
-            <w:r>
-              <w:rPr>
-                <w:rFonts w:hint="eastAsia"/>
-                <w:color w:val="000000"/>
-              </w:rPr>
-              <w:t>有法船</w:t>
-            </w:r>
-          </w:p>
-        </w:tc>
-        <w:tc>
-          <w:tcPr>
-            <w:tcW w:w="6174" w:type="dxa"/>
-          </w:tcPr>
-          <w:p>
-            <w:pPr>
-              <w:widowControl/>
-              <w:rPr>
-                <w:rFonts w:ascii="新細明體" w:eastAsia="新細明體" w:hAnsi="新細明體" w:cs="新細明體"/>
-                <w:kern w:val="0"/>
-                <w14:ligatures w14:val="none"/>
-              </w:rPr>
-            </w:pPr>
-            <w:r>
-              <w:rPr>
-                <w:rFonts w:ascii="新細明體" w:eastAsia="新細明體" w:hAnsi="新細明體" w:cs="新細明體"/>
-                <w:kern w:val="0"/>
-                <w14:ligatures w14:val="none"/>
-              </w:rPr>
-              <w:t>法師</w:t>
-            </w:r>
-            <w:r>
-              <w:rPr>
-                <w:rFonts w:ascii="新細明體" w:eastAsia="新細明體" w:hAnsi="新細明體" w:cs="新細明體" w:hint="eastAsia"/>
-                <w:kern w:val="0"/>
-                <w14:ligatures w14:val="none"/>
-              </w:rPr>
-              <w:t>，</w:t>
-            </w:r>
-            <w:r>
-              <w:rPr>
-                <w:rFonts w:ascii="新細明體" w:eastAsia="新細明體" w:hAnsi="新細明體" w:cs="新細明體"/>
-                <w:kern w:val="0"/>
-                <w14:ligatures w14:val="none"/>
-              </w:rPr>
-              <w:t>點一盞燈:慈悲智慧</w:t>
-            </w:r>
-          </w:p>
-          <w:p>
-            <w:pPr>
-              <w:widowControl/>
-              <w:rPr>
-                <w:rFonts w:ascii="新細明體" w:eastAsia="新細明體" w:hAnsi="新細明體" w:cs="新細明體"/>
-                <w:kern w:val="0"/>
-                <w14:ligatures w14:val="none"/>
-              </w:rPr>
-            </w:pPr>
-            <w:r>
-              <w:rPr>
-                <w:rFonts w:ascii="新細明體" w:eastAsia="新細明體" w:hAnsi="新細明體" w:cs="新細明體"/>
-                <w:kern w:val="0"/>
-                <w14:ligatures w14:val="none"/>
-              </w:rPr>
-              <w:t>乙</w:t>
-            </w:r>
-            <w:r>
-              <w:rPr>
-                <w:rFonts w:ascii="新細明體" w:eastAsia="新細明體" w:hAnsi="新細明體" w:cs="新細明體" w:hint="eastAsia"/>
-                <w:kern w:val="0"/>
-                <w14:ligatures w14:val="none"/>
-              </w:rPr>
-              <w:t>舞台，</w:t>
-            </w:r>
-            <w:r>
-              <w:rPr>
-                <w:rFonts w:ascii="新細明體" w:eastAsia="新細明體" w:hAnsi="新細明體" w:cs="新細明體"/>
-                <w:kern w:val="0"/>
-                <w14:ligatures w14:val="none"/>
-              </w:rPr>
-              <w:t>五毛錢:我也要參加</w:t>
-            </w:r>
-          </w:p>
-          <w:p>
-            <w:pPr>
-              <w:widowControl/>
-              <w:rPr>
-                <w:rFonts w:hint="eastAsia"/>
-              </w:rPr>
-            </w:pPr>
-            <w:r>
-              <w:rPr>
-                <w:rFonts w:ascii="新細明體" w:eastAsia="新細明體" w:hAnsi="新細明體" w:cs="新細明體"/>
-                <w:kern w:val="0"/>
-                <w14:ligatures w14:val="none"/>
-              </w:rPr>
-              <w:t>法師</w:t>
-            </w:r>
-            <w:r>
-              <w:rPr>
-                <w:rFonts w:ascii="新細明體" w:eastAsia="新細明體" w:hAnsi="新細明體" w:cs="新細明體" w:hint="eastAsia"/>
-                <w:kern w:val="0"/>
-                <w14:ligatures w14:val="none"/>
-              </w:rPr>
-              <w:t>，</w:t>
-            </w:r>
-            <w:r>
-              <w:rPr>
-                <w:rFonts w:ascii="新細明體" w:eastAsia="新細明體" w:hAnsi="新細明體" w:cs="新細明體"/>
-                <w:kern w:val="0"/>
-                <w14:ligatures w14:val="none"/>
-              </w:rPr>
-              <w:t>慈善:是諸眾救處大依大導師作正念</w:t>
-            </w:r>
-          </w:p>
-        </w:tc>
-      </w:tr>
-      <w:tr>
-        <w:tc>
-          <w:tcPr>
-            <w:tcW w:w="2122" w:type="dxa"/>
-            <w:vAlign w:val="center"/>
-          </w:tcPr>
-          <w:p>
-            <w:pPr>
-              <w:rPr>
-                <w:rFonts w:hint="eastAsia"/>
-              </w:rPr>
-            </w:pPr>
-            <w:r>
-              <w:rPr>
-                <w:rFonts w:hint="eastAsia"/>
-                <w:color w:val="000000"/>
-              </w:rPr>
-              <w:t>05-2</w:t>
-            </w:r>
-            <w:r>
-              <w:rPr>
-                <w:rFonts w:hint="eastAsia"/>
-                <w:color w:val="000000"/>
-              </w:rPr>
-              <w:t>無法船</w:t>
-            </w:r>
-          </w:p>
-        </w:tc>
-        <w:tc>
-          <w:tcPr>
-            <w:tcW w:w="6174" w:type="dxa"/>
-          </w:tcPr>
-          <w:p>
-            <w:pPr>
-              <w:rPr>
-                <w:rFonts w:hint="eastAsia"/>
-              </w:rPr>
-            </w:pPr>
-          </w:p>
-        </w:tc>
-      </w:tr>
-      <w:tr>
-        <w:tc>
-          <w:tcPr>
-            <w:tcW w:w="2122" w:type="dxa"/>
-            <w:vAlign w:val="center"/>
-          </w:tcPr>
-          <w:p>
-            <w:pPr>
-              <w:rPr>
-                <w:rFonts w:hint="eastAsia"/>
-              </w:rPr>
-            </w:pPr>
-            <w:r>
-              <w:rPr>
-                <w:rFonts w:hint="eastAsia"/>
-                <w:color w:val="000000"/>
-              </w:rPr>
-              <w:t>06</w:t>
-            </w:r>
-            <w:r>
-              <w:rPr>
-                <w:rFonts w:hint="eastAsia"/>
-                <w:color w:val="000000"/>
-              </w:rPr>
-              <w:t>四弘誓願</w:t>
-            </w:r>
-          </w:p>
-        </w:tc>
-        <w:tc>
-          <w:tcPr>
-            <w:tcW w:w="6174" w:type="dxa"/>
-          </w:tcPr>
-          <w:p>
-            <w:pPr>
-              <w:widowControl/>
-              <w:rPr>
-                <w:rFonts w:ascii="新細明體" w:eastAsia="新細明體" w:hAnsi="新細明體" w:cs="新細明體"/>
-                <w:kern w:val="0"/>
-                <w14:ligatures w14:val="none"/>
-              </w:rPr>
-            </w:pPr>
-            <w:r>
-              <w:rPr>
-                <w:rFonts w:ascii="新細明體" w:eastAsia="新細明體" w:hAnsi="新細明體" w:cs="新細明體"/>
-                <w:kern w:val="0"/>
-                <w14:ligatures w14:val="none"/>
-              </w:rPr>
-              <w:t>乙</w:t>
-            </w:r>
-            <w:r>
-              <w:rPr>
-                <w:rFonts w:ascii="新細明體" w:eastAsia="新細明體" w:hAnsi="新細明體" w:cs="新細明體" w:hint="eastAsia"/>
-                <w:kern w:val="0"/>
-                <w14:ligatures w14:val="none"/>
-              </w:rPr>
-              <w:t>舞台，</w:t>
-            </w:r>
-            <w:r>
-              <w:rPr>
-                <w:rFonts w:ascii="新細明體" w:eastAsia="新細明體" w:hAnsi="新細明體" w:cs="新細明體"/>
-                <w:kern w:val="0"/>
-                <w14:ligatures w14:val="none"/>
-              </w:rPr>
-              <w:t>病苦眾生在呐喊</w:t>
-            </w:r>
-          </w:p>
-          <w:p>
-            <w:pPr>
-              <w:widowControl/>
-              <w:rPr>
-                <w:rFonts w:ascii="新細明體" w:eastAsia="新細明體" w:hAnsi="新細明體" w:cs="新細明體"/>
-                <w:kern w:val="0"/>
-                <w14:ligatures w14:val="none"/>
-              </w:rPr>
-            </w:pPr>
-            <w:r>
-              <w:rPr>
-                <w:rFonts w:ascii="新細明體" w:eastAsia="新細明體" w:hAnsi="新細明體" w:cs="新細明體"/>
-                <w:kern w:val="0"/>
-                <w14:ligatures w14:val="none"/>
-              </w:rPr>
-              <w:t>乙</w:t>
-            </w:r>
-            <w:r>
-              <w:rPr>
-                <w:rFonts w:ascii="新細明體" w:eastAsia="新細明體" w:hAnsi="新細明體" w:cs="新細明體" w:hint="eastAsia"/>
-                <w:kern w:val="0"/>
-                <w14:ligatures w14:val="none"/>
-              </w:rPr>
-              <w:t>舞台，</w:t>
-            </w:r>
-            <w:r>
-              <w:rPr>
-                <w:rFonts w:ascii="新細明體" w:eastAsia="新細明體" w:hAnsi="新細明體" w:cs="新細明體"/>
-                <w:kern w:val="0"/>
-                <w14:ligatures w14:val="none"/>
-              </w:rPr>
-              <w:t>大船師</w:t>
-            </w:r>
-          </w:p>
-          <w:p>
-            <w:pPr>
-              <w:rPr>
-                <w:rFonts w:ascii="新細明體" w:eastAsia="新細明體" w:hAnsi="新細明體" w:cs="新細明體" w:hint="eastAsia"/>
-                <w:kern w:val="0"/>
-                <w14:ligatures w14:val="none"/>
-              </w:rPr>
-            </w:pPr>
-            <w:r>
-              <w:rPr>
-                <w:rFonts w:ascii="新細明體" w:eastAsia="新細明體" w:hAnsi="新細明體" w:cs="新細明體"/>
-                <w:kern w:val="0"/>
-                <w14:ligatures w14:val="none"/>
-              </w:rPr>
-              <w:t>甲</w:t>
-            </w:r>
-            <w:r>
-              <w:rPr>
-                <w:rFonts w:ascii="新細明體" w:eastAsia="新細明體" w:hAnsi="新細明體" w:cs="新細明體" w:hint="eastAsia"/>
-                <w:kern w:val="0"/>
-                <w14:ligatures w14:val="none"/>
-              </w:rPr>
-              <w:t>舞台，</w:t>
-            </w:r>
-            <w:r>
-              <w:rPr>
-                <w:rFonts w:ascii="新細明體" w:eastAsia="新細明體" w:hAnsi="新細明體" w:cs="新細明體"/>
-                <w:kern w:val="0"/>
-                <w14:ligatures w14:val="none"/>
-              </w:rPr>
-              <w:t>四弘誓願</w:t>
+            </w:pPr>
+            <w:r>
+              <w:rPr>
+                <w:rFonts w:ascii="標楷體" w:eastAsia="標楷體" w:hAnsi="標楷體" w:hint="eastAsia"/>
+              </w:rPr>
+              <w:t>遍學一切眾道法智慧深入眾生根 於如來地 堅固不動 安住願力 廣淨佛國</w:t>
             </w:r>
           </w:p>
         </w:tc>
       </w:tr>
     </w:tbl>
-    <w:p>
-      <w:pPr>
-        <w:rPr>
-          <w:rFonts w:hint="eastAsia"/>
-        </w:rPr>
-      </w:pPr>
-    </w:p>
+    <w:p/>
     <w:sectPr>
       <w:pgSz w:w="11906" w:h="16838"/>
       <w:pgMar w:top="1440" w:right="1800" w:bottom="1440" w:left="1800" w:header="851" w:footer="992" w:gutter="0"/>
